--- a/backend/templates/contract_services.docx
+++ b/backend/templates/contract_services.docx
@@ -4,7 +4,127 @@
   <w:body>
     <w:p>
       <w:pPr>
-        <w:spacing w:after="80"/>
+        <w:spacing w:after="80" w:before="0"/>
+        <w:jc w:val="left"/>
+      </w:pPr>
+      <w:r>
+        <w:rPr>
+          <w:rFonts w:ascii="Times New Roman" w:hAnsi="Times New Roman"/>
+          <w:b/>
+          <w:color w:val="1F2937"/>
+          <w:sz w:val="22"/>
+        </w:rPr>
+        <w:t>🎨 ЛЕГЕНДА — как читать этот шаблон</w:t>
+      </w:r>
+    </w:p>
+    <w:p>
+      <w:pPr>
+        <w:spacing w:before="0" w:after="40"/>
+        <w:ind w:firstLine="283"/>
+        <w:jc w:val="left"/>
+      </w:pPr>
+      <w:r>
+        <w:rPr>
+          <w:rFonts w:ascii="Times New Roman" w:hAnsi="Times New Roman"/>
+          <w:b/>
+          <w:color w:val="1E40AF"/>
+          <w:sz w:val="20"/>
+        </w:rPr>
+        <w:t>{{синие переменные}}  — автоподстановка из БД (Заказчик / Исполнитель / Цена / Сроки)</w:t>
+      </w:r>
+    </w:p>
+    <w:p>
+      <w:pPr>
+        <w:spacing w:before="0" w:after="40"/>
+        <w:ind w:firstLine="283"/>
+        <w:jc w:val="left"/>
+      </w:pPr>
+      <w:r>
+        <w:rPr>
+          <w:rFonts w:ascii="Times New Roman" w:hAnsi="Times New Roman"/>
+          <w:color w:val="15803D"/>
+          <w:sz w:val="20"/>
+        </w:rPr>
+        <w:t>зелёный текст         — вариант 1 (например, «с НДС»)</w:t>
+      </w:r>
+    </w:p>
+    <w:p>
+      <w:pPr>
+        <w:spacing w:before="0" w:after="40"/>
+        <w:ind w:firstLine="283"/>
+        <w:jc w:val="left"/>
+      </w:pPr>
+      <w:r>
+        <w:rPr>
+          <w:rFonts w:ascii="Times New Roman" w:hAnsi="Times New Roman"/>
+          <w:color w:val="C2410C"/>
+          <w:sz w:val="20"/>
+        </w:rPr>
+        <w:t>оранжевый текст       — вариант 2 (например, «НДС не облагается»)</w:t>
+      </w:r>
+    </w:p>
+    <w:p>
+      <w:pPr>
+        <w:spacing w:before="0" w:after="40"/>
+        <w:ind w:firstLine="283"/>
+        <w:jc w:val="left"/>
+      </w:pPr>
+      <w:r>
+        <w:rPr>
+          <w:rFonts w:ascii="Times New Roman" w:hAnsi="Times New Roman"/>
+          <w:i/>
+          <w:color w:val="6B7280"/>
+          <w:sz w:val="20"/>
+        </w:rPr>
+        <w:t>серые {% маркеры %}   — технические условия Jinja2 (оставить как есть)</w:t>
+      </w:r>
+    </w:p>
+    <w:p>
+      <w:pPr>
+        <w:spacing w:before="80" w:after="40"/>
+        <w:ind w:firstLine="283"/>
+        <w:jc w:val="left"/>
+      </w:pPr>
+      <w:r>
+        <w:rPr>
+          <w:rFonts w:ascii="Times New Roman" w:hAnsi="Times New Roman"/>
+          <w:i/>
+          <w:sz w:val="20"/>
+        </w:rPr>
+        <w:t>⚠️ После открытия в Word удалите ЭТУ секцию (от «ЛЕГЕНДА» до строки «—————») если хотите чистый шаблон. Сама разметка должна остаться нетронутой.</w:t>
+      </w:r>
+    </w:p>
+    <w:p>
+      <w:pPr>
+        <w:spacing w:before="0" w:after="40"/>
+        <w:ind w:firstLine="283"/>
+        <w:jc w:val="left"/>
+      </w:pPr>
+      <w:r>
+        <w:rPr>
+          <w:rFonts w:ascii="Times New Roman" w:hAnsi="Times New Roman"/>
+          <w:sz w:val="20"/>
+        </w:rPr>
+        <w:t>Полный справочник переменных: SubsidiesView → Шаблоны → «Руководство по переменным».</w:t>
+      </w:r>
+    </w:p>
+    <w:p>
+      <w:pPr>
+        <w:spacing w:before="40" w:after="200"/>
+        <w:jc w:val="left"/>
+      </w:pPr>
+      <w:r>
+        <w:rPr>
+          <w:rFonts w:ascii="Times New Roman" w:hAnsi="Times New Roman"/>
+          <w:color w:val="6B7280"/>
+          <w:sz w:val="20"/>
+        </w:rPr>
+        <w:t>————————————————————————————————————————</w:t>
+      </w:r>
+    </w:p>
+    <w:p>
+      <w:pPr>
+        <w:spacing w:before="0" w:after="80" w:line="276" w:lineRule="exact"/>
         <w:jc w:val="center"/>
       </w:pPr>
       <w:r>
@@ -14,12 +134,21 @@
           <w:i w:val="0"/>
           <w:sz w:val="28"/>
         </w:rPr>
-        <w:t>ДОГОВОР № {{contract_number}}</w:t>
+        <w:t xml:space="preserve">ДОГОВОР № </w:t>
+      </w:r>
+      <w:r>
+        <w:rPr>
+          <w:rFonts w:ascii="Times New Roman" w:hAnsi="Times New Roman"/>
+          <w:b/>
+          <w:color w:val="1E40AF"/>
+          <w:sz w:val="28"/>
+        </w:rPr>
+        <w:t>{{contract_number}}</w:t>
       </w:r>
     </w:p>
     <w:p>
       <w:pPr>
-        <w:spacing w:after="200"/>
+        <w:spacing w:before="0" w:after="200" w:line="276" w:lineRule="exact"/>
         <w:jc w:val="center"/>
       </w:pPr>
       <w:r>
@@ -34,7 +163,7 @@
     </w:p>
     <w:p>
       <w:pPr>
-        <w:spacing w:after="200"/>
+        <w:spacing w:before="0" w:after="200" w:line="276" w:lineRule="exact"/>
         <w:jc w:val="left"/>
       </w:pPr>
       <w:r>
@@ -44,7 +173,16 @@
           <w:i w:val="0"/>
           <w:sz w:val="24"/>
         </w:rPr>
-        <w:t>г. {{contract_city}}</w:t>
+        <w:t xml:space="preserve">г. </w:t>
+      </w:r>
+      <w:r>
+        <w:rPr>
+          <w:rFonts w:ascii="Times New Roman" w:hAnsi="Times New Roman"/>
+          <w:b/>
+          <w:color w:val="1E40AF"/>
+          <w:sz w:val="24"/>
+        </w:rPr>
+        <w:t>{{contract_city}}</w:t>
       </w:r>
       <w:r>
         <w:rPr>
@@ -53,14 +191,17 @@
           <w:i w:val="0"/>
           <w:sz w:val="24"/>
         </w:rPr>
-        <w:t xml:space="preserve">                                    «{{contract_date_day}}» {{contract_date_month}} {{contract_date_year}} г.</w:t>
+        <w:t xml:space="preserve">                                    «</w:t>
       </w:r>
-    </w:p>
-    <w:p>
-      <w:pPr>
-        <w:spacing w:after="120" w:line="276" w:lineRule="exact"/>
-        <w:jc w:val="both"/>
-      </w:pPr>
+      <w:r>
+        <w:rPr>
+          <w:rFonts w:ascii="Times New Roman" w:hAnsi="Times New Roman"/>
+          <w:b/>
+          <w:color w:val="1E40AF"/>
+          <w:sz w:val="24"/>
+        </w:rPr>
+        <w:t>{{contract_date_day}}</w:t>
+      </w:r>
       <w:r>
         <w:rPr>
           <w:rFonts w:ascii="Times New Roman" w:hAnsi="Times New Roman"/>
@@ -68,14 +209,17 @@
           <w:i w:val="0"/>
           <w:sz w:val="24"/>
         </w:rPr>
-        <w:t>{{customer_full_name}} ({{customer_short_name}}), именуемое в дальнейшем «Заказчик», в лице {{customer_signatory_position}} {{customer_signatory_name_genitive}}, действующего на основании {{customer_signatory_basis}}, с одной стороны, и</w:t>
+        <w:t xml:space="preserve">» </w:t>
       </w:r>
-    </w:p>
-    <w:p>
-      <w:pPr>
-        <w:spacing w:after="120" w:line="276" w:lineRule="exact"/>
-        <w:jc w:val="both"/>
-      </w:pPr>
+      <w:r>
+        <w:rPr>
+          <w:rFonts w:ascii="Times New Roman" w:hAnsi="Times New Roman"/>
+          <w:b/>
+          <w:color w:val="1E40AF"/>
+          <w:sz w:val="24"/>
+        </w:rPr>
+        <w:t>{{contract_date_month}}</w:t>
+      </w:r>
       <w:r>
         <w:rPr>
           <w:rFonts w:ascii="Times New Roman" w:hAnsi="Times New Roman"/>
@@ -83,7 +227,308 @@
           <w:i w:val="0"/>
           <w:sz w:val="24"/>
         </w:rPr>
-        <w:t>{%- if contractor_org_type == 'ИП' %}Индивидуальный предприниматель {{contractor_signatory_name}} (ИП {{contractor_short_name}}), ИНН {{contractor_inn}}, ОГРНИП {{contractor_ogrnip}}{%- else %}{{contractor_full_name}} ({{contractor_short_name}}), в лице {{contractor_signatory_position}} {{contractor_signatory_name_genitive}}, действующего на основании {{contractor_signatory_basis}}{%- endif %}, именуемое в дальнейшем «Исполнитель», с другой стороны, совместно именуемые «Стороны», заключили настоящий Договор о нижеследующем:</w:t>
+        <w:t xml:space="preserve"> </w:t>
+      </w:r>
+      <w:r>
+        <w:rPr>
+          <w:rFonts w:ascii="Times New Roman" w:hAnsi="Times New Roman"/>
+          <w:b/>
+          <w:color w:val="1E40AF"/>
+          <w:sz w:val="24"/>
+        </w:rPr>
+        <w:t>{{contract_date_year}}</w:t>
+      </w:r>
+      <w:r>
+        <w:rPr>
+          <w:rFonts w:ascii="Times New Roman" w:hAnsi="Times New Roman"/>
+          <w:b w:val="0"/>
+          <w:i w:val="0"/>
+          <w:sz w:val="24"/>
+        </w:rPr>
+        <w:t xml:space="preserve"> г.</w:t>
+      </w:r>
+    </w:p>
+    <w:p>
+      <w:pPr>
+        <w:spacing w:before="0" w:after="120" w:line="276" w:lineRule="exact"/>
+        <w:jc w:val="both"/>
+      </w:pPr>
+      <w:r>
+        <w:rPr>
+          <w:rFonts w:ascii="Times New Roman" w:hAnsi="Times New Roman"/>
+          <w:b/>
+          <w:color w:val="1E40AF"/>
+          <w:sz w:val="24"/>
+        </w:rPr>
+        <w:t>{{customer_full_name}}</w:t>
+      </w:r>
+      <w:r>
+        <w:rPr>
+          <w:rFonts w:ascii="Times New Roman" w:hAnsi="Times New Roman"/>
+          <w:b w:val="0"/>
+          <w:i w:val="0"/>
+          <w:sz w:val="24"/>
+        </w:rPr>
+        <w:t xml:space="preserve"> (</w:t>
+      </w:r>
+      <w:r>
+        <w:rPr>
+          <w:rFonts w:ascii="Times New Roman" w:hAnsi="Times New Roman"/>
+          <w:b/>
+          <w:color w:val="1E40AF"/>
+          <w:sz w:val="24"/>
+        </w:rPr>
+        <w:t>{{customer_short_name}}</w:t>
+      </w:r>
+      <w:r>
+        <w:rPr>
+          <w:rFonts w:ascii="Times New Roman" w:hAnsi="Times New Roman"/>
+          <w:b w:val="0"/>
+          <w:i w:val="0"/>
+          <w:sz w:val="24"/>
+        </w:rPr>
+        <w:t xml:space="preserve">), именуемое в дальнейшем «Заказчик», в лице </w:t>
+      </w:r>
+      <w:r>
+        <w:rPr>
+          <w:rFonts w:ascii="Times New Roman" w:hAnsi="Times New Roman"/>
+          <w:b/>
+          <w:color w:val="1E40AF"/>
+          <w:sz w:val="24"/>
+        </w:rPr>
+        <w:t>{{customer_signatory_position}}</w:t>
+      </w:r>
+      <w:r>
+        <w:rPr>
+          <w:rFonts w:ascii="Times New Roman" w:hAnsi="Times New Roman"/>
+          <w:b w:val="0"/>
+          <w:i w:val="0"/>
+          <w:sz w:val="24"/>
+        </w:rPr>
+        <w:t xml:space="preserve"> </w:t>
+      </w:r>
+      <w:r>
+        <w:rPr>
+          <w:rFonts w:ascii="Times New Roman" w:hAnsi="Times New Roman"/>
+          <w:b/>
+          <w:color w:val="1E40AF"/>
+          <w:sz w:val="24"/>
+        </w:rPr>
+        <w:t>{{customer_signatory_name_genitive}}</w:t>
+      </w:r>
+      <w:r>
+        <w:rPr>
+          <w:rFonts w:ascii="Times New Roman" w:hAnsi="Times New Roman"/>
+          <w:b w:val="0"/>
+          <w:i w:val="0"/>
+          <w:sz w:val="24"/>
+        </w:rPr>
+        <w:t xml:space="preserve">, действующего на основании </w:t>
+      </w:r>
+      <w:r>
+        <w:rPr>
+          <w:rFonts w:ascii="Times New Roman" w:hAnsi="Times New Roman"/>
+          <w:b/>
+          <w:color w:val="1E40AF"/>
+          <w:sz w:val="24"/>
+        </w:rPr>
+        <w:t>{{customer_signatory_basis}}</w:t>
+      </w:r>
+      <w:r>
+        <w:rPr>
+          <w:rFonts w:ascii="Times New Roman" w:hAnsi="Times New Roman"/>
+          <w:b w:val="0"/>
+          <w:i w:val="0"/>
+          <w:sz w:val="24"/>
+        </w:rPr>
+        <w:t>, с одной стороны, и</w:t>
+      </w:r>
+    </w:p>
+    <w:p>
+      <w:pPr>
+        <w:spacing w:before="0" w:after="120" w:line="276" w:lineRule="exact"/>
+        <w:jc w:val="both"/>
+      </w:pPr>
+      <w:r>
+        <w:rPr>
+          <w:rFonts w:ascii="Times New Roman" w:hAnsi="Times New Roman"/>
+          <w:i/>
+          <w:color w:val="6B7280"/>
+          <w:sz w:val="24"/>
+        </w:rPr>
+        <w:t>{%- if contractor_org_type == 'ИП' %}</w:t>
+      </w:r>
+      <w:r>
+        <w:rPr>
+          <w:rFonts w:ascii="Times New Roman" w:hAnsi="Times New Roman"/>
+          <w:color w:val="15803D"/>
+          <w:sz w:val="24"/>
+        </w:rPr>
+        <w:t xml:space="preserve">Индивидуальный предприниматель </w:t>
+      </w:r>
+      <w:r>
+        <w:rPr>
+          <w:rFonts w:ascii="Times New Roman" w:hAnsi="Times New Roman"/>
+          <w:b/>
+          <w:color w:val="1E40AF"/>
+          <w:sz w:val="24"/>
+        </w:rPr>
+        <w:t>{{contractor_signatory_name}}</w:t>
+      </w:r>
+      <w:r>
+        <w:rPr>
+          <w:rFonts w:ascii="Times New Roman" w:hAnsi="Times New Roman"/>
+          <w:color w:val="15803D"/>
+          <w:sz w:val="24"/>
+        </w:rPr>
+        <w:t xml:space="preserve"> (ИП </w:t>
+      </w:r>
+      <w:r>
+        <w:rPr>
+          <w:rFonts w:ascii="Times New Roman" w:hAnsi="Times New Roman"/>
+          <w:b/>
+          <w:color w:val="1E40AF"/>
+          <w:sz w:val="24"/>
+        </w:rPr>
+        <w:t>{{contractor_short_name}}</w:t>
+      </w:r>
+      <w:r>
+        <w:rPr>
+          <w:rFonts w:ascii="Times New Roman" w:hAnsi="Times New Roman"/>
+          <w:color w:val="15803D"/>
+          <w:sz w:val="24"/>
+        </w:rPr>
+        <w:t xml:space="preserve">), ИНН </w:t>
+      </w:r>
+      <w:r>
+        <w:rPr>
+          <w:rFonts w:ascii="Times New Roman" w:hAnsi="Times New Roman"/>
+          <w:b/>
+          <w:color w:val="1E40AF"/>
+          <w:sz w:val="24"/>
+        </w:rPr>
+        <w:t>{{contractor_inn}}</w:t>
+      </w:r>
+      <w:r>
+        <w:rPr>
+          <w:rFonts w:ascii="Times New Roman" w:hAnsi="Times New Roman"/>
+          <w:color w:val="15803D"/>
+          <w:sz w:val="24"/>
+        </w:rPr>
+        <w:t xml:space="preserve">, ОГРНИП </w:t>
+      </w:r>
+      <w:r>
+        <w:rPr>
+          <w:rFonts w:ascii="Times New Roman" w:hAnsi="Times New Roman"/>
+          <w:b/>
+          <w:color w:val="1E40AF"/>
+          <w:sz w:val="24"/>
+        </w:rPr>
+        <w:t>{{contractor_ogrnip}}</w:t>
+      </w:r>
+      <w:r>
+        <w:rPr>
+          <w:rFonts w:ascii="Times New Roman" w:hAnsi="Times New Roman"/>
+          <w:i/>
+          <w:color w:val="6B7280"/>
+          <w:sz w:val="24"/>
+        </w:rPr>
+        <w:t>{%- else %}</w:t>
+      </w:r>
+      <w:r>
+        <w:rPr>
+          <w:rFonts w:ascii="Times New Roman" w:hAnsi="Times New Roman"/>
+          <w:b/>
+          <w:color w:val="1E40AF"/>
+          <w:sz w:val="24"/>
+        </w:rPr>
+        <w:t>{{contractor_full_name}}</w:t>
+      </w:r>
+      <w:r>
+        <w:rPr>
+          <w:rFonts w:ascii="Times New Roman" w:hAnsi="Times New Roman"/>
+          <w:color w:val="C2410C"/>
+          <w:sz w:val="24"/>
+        </w:rPr>
+        <w:t xml:space="preserve"> (</w:t>
+      </w:r>
+      <w:r>
+        <w:rPr>
+          <w:rFonts w:ascii="Times New Roman" w:hAnsi="Times New Roman"/>
+          <w:b/>
+          <w:color w:val="1E40AF"/>
+          <w:sz w:val="24"/>
+        </w:rPr>
+        <w:t>{{contractor_short_name}}</w:t>
+      </w:r>
+      <w:r>
+        <w:rPr>
+          <w:rFonts w:ascii="Times New Roman" w:hAnsi="Times New Roman"/>
+          <w:color w:val="C2410C"/>
+          <w:sz w:val="24"/>
+        </w:rPr>
+        <w:t xml:space="preserve">), в лице </w:t>
+      </w:r>
+      <w:r>
+        <w:rPr>
+          <w:rFonts w:ascii="Times New Roman" w:hAnsi="Times New Roman"/>
+          <w:b/>
+          <w:color w:val="1E40AF"/>
+          <w:sz w:val="24"/>
+        </w:rPr>
+        <w:t>{{contractor_signatory_position}}</w:t>
+      </w:r>
+      <w:r>
+        <w:rPr>
+          <w:rFonts w:ascii="Times New Roman" w:hAnsi="Times New Roman"/>
+          <w:color w:val="C2410C"/>
+          <w:sz w:val="24"/>
+        </w:rPr>
+        <w:t xml:space="preserve"> </w:t>
+      </w:r>
+      <w:r>
+        <w:rPr>
+          <w:rFonts w:ascii="Times New Roman" w:hAnsi="Times New Roman"/>
+          <w:b/>
+          <w:color w:val="1E40AF"/>
+          <w:sz w:val="24"/>
+        </w:rPr>
+        <w:t>{{contractor_signatory_name_genitive}}</w:t>
+      </w:r>
+      <w:r>
+        <w:rPr>
+          <w:rFonts w:ascii="Times New Roman" w:hAnsi="Times New Roman"/>
+          <w:color w:val="C2410C"/>
+          <w:sz w:val="24"/>
+        </w:rPr>
+        <w:t xml:space="preserve">, действующего на основании </w:t>
+      </w:r>
+      <w:r>
+        <w:rPr>
+          <w:rFonts w:ascii="Times New Roman" w:hAnsi="Times New Roman"/>
+          <w:b/>
+          <w:color w:val="1E40AF"/>
+          <w:sz w:val="24"/>
+        </w:rPr>
+        <w:t>{{contractor_signatory_basis}}</w:t>
+      </w:r>
+      <w:r>
+        <w:rPr>
+          <w:rFonts w:ascii="Times New Roman" w:hAnsi="Times New Roman"/>
+          <w:i/>
+          <w:color w:val="6B7280"/>
+          <w:sz w:val="24"/>
+        </w:rPr>
+        <w:t>{%- endif %}</w:t>
+      </w:r>
+      <w:r>
+        <w:rPr>
+          <w:rFonts w:ascii="Times New Roman" w:hAnsi="Times New Roman"/>
+          <w:b w:val="0"/>
+          <w:i w:val="0"/>
+          <w:sz w:val="24"/>
+        </w:rPr>
+        <w:t>, именуемое в дальнейшем «Исполнитель», с другой стороны, совместно именуемые «Стороны», заключили настоящий Договор о нижеследующем:</w:t>
       </w:r>
     </w:p>
     <w:p>
@@ -117,9 +562,29 @@
       <w:r>
         <w:rPr>
           <w:rFonts w:ascii="Times New Roman" w:hAnsi="Times New Roman"/>
+          <w:b w:val="0"/>
+          <w:i w:val="0"/>
           <w:sz w:val="24"/>
         </w:rPr>
-        <w:t>Исполнитель обязуется оказать услуги по {{service_subject}} (далее — Услуги), а Заказчик — принять и оплатить их. Содержание, объём и требования к Услугам определяются Техническим заданием (Приложение №1), являющимся неотъемлемой частью настоящего Договора.</w:t>
+        <w:t xml:space="preserve">Исполнитель обязуется оказать услуги по </w:t>
+      </w:r>
+      <w:r>
+        <w:rPr>
+          <w:rFonts w:ascii="Times New Roman" w:hAnsi="Times New Roman"/>
+          <w:b/>
+          <w:color w:val="1E40AF"/>
+          <w:sz w:val="24"/>
+        </w:rPr>
+        <w:t>{{service_subject}}</w:t>
+      </w:r>
+      <w:r>
+        <w:rPr>
+          <w:rFonts w:ascii="Times New Roman" w:hAnsi="Times New Roman"/>
+          <w:b w:val="0"/>
+          <w:i w:val="0"/>
+          <w:sz w:val="24"/>
+        </w:rPr>
+        <w:t xml:space="preserve"> (далее — Услуги), а Заказчик — принять и оплатить их. Содержание, объём и требования к Услугам определяются Техническим заданием (Приложение №1), являющимся неотъемлемой частью настоящего Договора.</w:t>
       </w:r>
     </w:p>
     <w:p>
@@ -139,9 +604,29 @@
       <w:r>
         <w:rPr>
           <w:rFonts w:ascii="Times New Roman" w:hAnsi="Times New Roman"/>
+          <w:b w:val="0"/>
+          <w:i w:val="0"/>
           <w:sz w:val="24"/>
         </w:rPr>
-        <w:t>Срок оказания Услуг: {{service_term}}.</w:t>
+        <w:t xml:space="preserve">Срок оказания Услуг: </w:t>
+      </w:r>
+      <w:r>
+        <w:rPr>
+          <w:rFonts w:ascii="Times New Roman" w:hAnsi="Times New Roman"/>
+          <w:b/>
+          <w:color w:val="1E40AF"/>
+          <w:sz w:val="24"/>
+        </w:rPr>
+        <w:t>{{service_term}}</w:t>
+      </w:r>
+      <w:r>
+        <w:rPr>
+          <w:rFonts w:ascii="Times New Roman" w:hAnsi="Times New Roman"/>
+          <w:b w:val="0"/>
+          <w:i w:val="0"/>
+          <w:sz w:val="24"/>
+        </w:rPr>
+        <w:t>.</w:t>
       </w:r>
     </w:p>
     <w:p>
@@ -161,14 +646,34 @@
       <w:r>
         <w:rPr>
           <w:rFonts w:ascii="Times New Roman" w:hAnsi="Times New Roman"/>
+          <w:b w:val="0"/>
+          <w:i w:val="0"/>
           <w:sz w:val="24"/>
         </w:rPr>
-        <w:t>Договор заключён в рамках реализации {{subsidy_agreement_text}}.</w:t>
+        <w:t xml:space="preserve">Договор заключён в рамках реализации </w:t>
+      </w:r>
+      <w:r>
+        <w:rPr>
+          <w:rFonts w:ascii="Times New Roman" w:hAnsi="Times New Roman"/>
+          <w:b/>
+          <w:color w:val="1E40AF"/>
+          <w:sz w:val="24"/>
+        </w:rPr>
+        <w:t>{{subsidy_agreement_text}}</w:t>
+      </w:r>
+      <w:r>
+        <w:rPr>
+          <w:rFonts w:ascii="Times New Roman" w:hAnsi="Times New Roman"/>
+          <w:b w:val="0"/>
+          <w:i w:val="0"/>
+          <w:sz w:val="24"/>
+        </w:rPr>
+        <w:t>.</w:t>
       </w:r>
     </w:p>
     <w:p>
       <w:pPr>
-        <w:spacing w:after="60" w:line="276" w:lineRule="exact"/>
+        <w:spacing w:before="40" w:after="60" w:line="276" w:lineRule="exact"/>
         <w:ind w:firstLine="567"/>
         <w:jc w:val="both"/>
       </w:pPr>
@@ -176,7 +681,6 @@
         <w:rPr>
           <w:rFonts w:ascii="Times New Roman" w:hAnsi="Times New Roman"/>
           <w:b/>
-          <w:i w:val="0"/>
           <w:sz w:val="24"/>
         </w:rPr>
         <w:t xml:space="preserve">1.4. </w:t>
@@ -193,11 +697,96 @@
       <w:r>
         <w:rPr>
           <w:rFonts w:ascii="Times New Roman" w:hAnsi="Times New Roman"/>
+          <w:i/>
+          <w:color w:val="6B7280"/>
+          <w:sz w:val="24"/>
+        </w:rPr>
+        <w:t>{% if third_party_involved %}</w:t>
+      </w:r>
+      <w:r>
+        <w:rPr>
+          <w:rFonts w:ascii="Times New Roman" w:hAnsi="Times New Roman"/>
+          <w:color w:val="15803D"/>
+          <w:sz w:val="24"/>
+        </w:rPr>
+        <w:t>с привлечением третьих лиц</w:t>
+      </w:r>
+      <w:r>
+        <w:rPr>
+          <w:rFonts w:ascii="Times New Roman" w:hAnsi="Times New Roman"/>
+          <w:i/>
+          <w:color w:val="6B7280"/>
+          <w:sz w:val="24"/>
+        </w:rPr>
+        <w:t>{% else %}</w:t>
+      </w:r>
+      <w:r>
+        <w:rPr>
+          <w:rFonts w:ascii="Times New Roman" w:hAnsi="Times New Roman"/>
+          <w:color w:val="C2410C"/>
+          <w:sz w:val="24"/>
+        </w:rPr>
+        <w:t>своими силами, без привлечения третьих лиц</w:t>
+      </w:r>
+      <w:r>
+        <w:rPr>
+          <w:rFonts w:ascii="Times New Roman" w:hAnsi="Times New Roman"/>
+          <w:i/>
+          <w:color w:val="6B7280"/>
+          <w:sz w:val="24"/>
+        </w:rPr>
+        <w:t>{% endif %}</w:t>
+      </w:r>
+      <w:r>
+        <w:rPr>
+          <w:rFonts w:ascii="Times New Roman" w:hAnsi="Times New Roman"/>
           <w:b w:val="0"/>
           <w:i w:val="0"/>
           <w:sz w:val="24"/>
         </w:rPr>
-        <w:t>{% if third_party_involved %}с привлечением третьих лиц{% else %}своими силами, без привлечения третьих лиц{% endif %}.</w:t>
+        <w:t>.</w:t>
+      </w:r>
+    </w:p>
+    <w:p>
+      <w:pPr>
+        <w:spacing w:before="40" w:after="60" w:line="276" w:lineRule="exact"/>
+        <w:ind w:firstLine="567"/>
+        <w:jc w:val="both"/>
+      </w:pPr>
+      <w:r>
+        <w:rPr>
+          <w:rFonts w:ascii="Times New Roman" w:hAnsi="Times New Roman"/>
+          <w:b/>
+          <w:sz w:val="24"/>
+        </w:rPr>
+        <w:t xml:space="preserve">1.5. </w:t>
+      </w:r>
+      <w:r>
+        <w:rPr>
+          <w:rFonts w:ascii="Times New Roman" w:hAnsi="Times New Roman"/>
+          <w:b w:val="0"/>
+          <w:i w:val="0"/>
+          <w:sz w:val="24"/>
+        </w:rPr>
+        <w:t xml:space="preserve">Вид предмета договора: </w:t>
+      </w:r>
+      <w:r>
+        <w:rPr>
+          <w:rFonts w:ascii="Times New Roman" w:hAnsi="Times New Roman"/>
+          <w:b/>
+          <w:color w:val="1E40AF"/>
+          <w:sz w:val="24"/>
+        </w:rPr>
+        <w:t>{{contract_subject_kind}}</w:t>
+      </w:r>
+      <w:r>
+        <w:rPr>
+          <w:rFonts w:ascii="Times New Roman" w:hAnsi="Times New Roman"/>
+          <w:b w:val="0"/>
+          <w:i w:val="0"/>
+          <w:sz w:val="24"/>
+        </w:rPr>
+        <w:t>.</w:t>
       </w:r>
     </w:p>
     <w:p>
@@ -231,6 +820,8 @@
       <w:r>
         <w:rPr>
           <w:rFonts w:ascii="Times New Roman" w:hAnsi="Times New Roman"/>
+          <w:b w:val="0"/>
+          <w:i w:val="0"/>
           <w:sz w:val="24"/>
         </w:rPr>
         <w:t>Исполнитель обязан: оказать Услуги надлежащего качества в установленные сроки; соблюдать требования действующего законодательства РФ; предоставлять Заказчику по его требованию информацию о ходе оказания Услуг.</w:t>
@@ -253,6 +844,8 @@
       <w:r>
         <w:rPr>
           <w:rFonts w:ascii="Times New Roman" w:hAnsi="Times New Roman"/>
+          <w:b w:val="0"/>
+          <w:i w:val="0"/>
           <w:sz w:val="24"/>
         </w:rPr>
         <w:t>Исполнитель вправе запрашивать у Заказчика документы и сведения, необходимые для надлежащего оказания Услуг.</w:t>
@@ -275,6 +868,8 @@
       <w:r>
         <w:rPr>
           <w:rFonts w:ascii="Times New Roman" w:hAnsi="Times New Roman"/>
+          <w:b w:val="0"/>
+          <w:i w:val="0"/>
           <w:sz w:val="24"/>
         </w:rPr>
         <w:t>Заказчик обязан: своевременно передавать Исполнителю материалы и информацию, необходимые для оказания Услуг; принять результаты оказанных Услуг и оплатить их в соответствии с разделом 4 настоящего Договора.</w:t>
@@ -297,6 +892,8 @@
       <w:r>
         <w:rPr>
           <w:rFonts w:ascii="Times New Roman" w:hAnsi="Times New Roman"/>
+          <w:b w:val="0"/>
+          <w:i w:val="0"/>
           <w:sz w:val="24"/>
         </w:rPr>
         <w:t>Заказчик вправе осуществлять контроль за ходом и качеством оказания Услуг, не вмешиваясь в оперативно-хозяйственную деятельность Исполнителя.</w:t>
@@ -333,6 +930,8 @@
       <w:r>
         <w:rPr>
           <w:rFonts w:ascii="Times New Roman" w:hAnsi="Times New Roman"/>
+          <w:b w:val="0"/>
+          <w:i w:val="0"/>
           <w:sz w:val="24"/>
         </w:rPr>
         <w:t>По окончании оказания Услуг Исполнитель представляет Заказчику Акт сдачи-приёмки оказанных услуг (далее — Акт).</w:t>
@@ -355,6 +954,8 @@
       <w:r>
         <w:rPr>
           <w:rFonts w:ascii="Times New Roman" w:hAnsi="Times New Roman"/>
+          <w:b w:val="0"/>
+          <w:i w:val="0"/>
           <w:sz w:val="24"/>
         </w:rPr>
         <w:t>Заказчик рассматривает Акт в течение 5 (пяти) рабочих дней с момента его получения. В случае обнаружения недостатков Заказчик направляет Исполнителю мотивированный отказ с перечнем замечаний.</w:t>
@@ -377,6 +978,8 @@
       <w:r>
         <w:rPr>
           <w:rFonts w:ascii="Times New Roman" w:hAnsi="Times New Roman"/>
+          <w:b w:val="0"/>
+          <w:i w:val="0"/>
           <w:sz w:val="24"/>
         </w:rPr>
         <w:t>Исполнитель устраняет выявленные недостатки в согласованные Сторонами сроки и представляет Акт повторно.</w:t>
@@ -399,6 +1002,8 @@
       <w:r>
         <w:rPr>
           <w:rFonts w:ascii="Times New Roman" w:hAnsi="Times New Roman"/>
+          <w:b w:val="0"/>
+          <w:i w:val="0"/>
           <w:sz w:val="24"/>
         </w:rPr>
         <w:t>Датой приёмки Услуг считается дата подписания Акта уполномоченными представителями обеих Сторон.</w:t>
@@ -420,7 +1025,7 @@
     </w:p>
     <w:p>
       <w:pPr>
-        <w:spacing w:after="60" w:line="276" w:lineRule="exact"/>
+        <w:spacing w:before="40" w:after="60" w:line="276" w:lineRule="exact"/>
         <w:ind w:firstLine="567"/>
         <w:jc w:val="both"/>
       </w:pPr>
@@ -428,7 +1033,6 @@
         <w:rPr>
           <w:rFonts w:ascii="Times New Roman" w:hAnsi="Times New Roman"/>
           <w:b/>
-          <w:i w:val="0"/>
           <w:sz w:val="24"/>
         </w:rPr>
         <w:t xml:space="preserve">4.1. </w:t>
@@ -440,7 +1044,154 @@
           <w:i w:val="0"/>
           <w:sz w:val="24"/>
         </w:rPr>
-        <w:t>Цена Договора составляет {{contract_price_num}} ({{contract_price_words}}) рублей. {% if vat_applicable %}В том числе НДС {{vat_rate}}%: {{vat_amount_num}} ({{vat_amount_words}}) рублей.{% else %}НДС не облагается на основании {{vat_exemption_article}}.{% endif %}</w:t>
+        <w:t xml:space="preserve">Цена Договора составляет </w:t>
+      </w:r>
+      <w:r>
+        <w:rPr>
+          <w:rFonts w:ascii="Times New Roman" w:hAnsi="Times New Roman"/>
+          <w:b/>
+          <w:color w:val="1E40AF"/>
+          <w:sz w:val="24"/>
+        </w:rPr>
+        <w:t>{{contract_price_num}}</w:t>
+      </w:r>
+      <w:r>
+        <w:rPr>
+          <w:rFonts w:ascii="Times New Roman" w:hAnsi="Times New Roman"/>
+          <w:b w:val="0"/>
+          <w:i w:val="0"/>
+          <w:sz w:val="24"/>
+        </w:rPr>
+        <w:t xml:space="preserve"> (</w:t>
+      </w:r>
+      <w:r>
+        <w:rPr>
+          <w:rFonts w:ascii="Times New Roman" w:hAnsi="Times New Roman"/>
+          <w:b/>
+          <w:color w:val="1E40AF"/>
+          <w:sz w:val="24"/>
+        </w:rPr>
+        <w:t>{{contract_price_words}}</w:t>
+      </w:r>
+      <w:r>
+        <w:rPr>
+          <w:rFonts w:ascii="Times New Roman" w:hAnsi="Times New Roman"/>
+          <w:b w:val="0"/>
+          <w:i w:val="0"/>
+          <w:sz w:val="24"/>
+        </w:rPr>
+        <w:t xml:space="preserve">) рублей. </w:t>
+      </w:r>
+      <w:r>
+        <w:rPr>
+          <w:rFonts w:ascii="Times New Roman" w:hAnsi="Times New Roman"/>
+          <w:i/>
+          <w:color w:val="6B7280"/>
+          <w:sz w:val="24"/>
+        </w:rPr>
+        <w:t>{% if vat_applicable %}</w:t>
+      </w:r>
+      <w:r>
+        <w:rPr>
+          <w:rFonts w:ascii="Times New Roman" w:hAnsi="Times New Roman"/>
+          <w:color w:val="15803D"/>
+          <w:sz w:val="24"/>
+        </w:rPr>
+        <w:t xml:space="preserve">В том числе НДС </w:t>
+      </w:r>
+      <w:r>
+        <w:rPr>
+          <w:rFonts w:ascii="Times New Roman" w:hAnsi="Times New Roman"/>
+          <w:b/>
+          <w:color w:val="1E40AF"/>
+          <w:sz w:val="24"/>
+        </w:rPr>
+        <w:t>{{vat_rate}}</w:t>
+      </w:r>
+      <w:r>
+        <w:rPr>
+          <w:rFonts w:ascii="Times New Roman" w:hAnsi="Times New Roman"/>
+          <w:color w:val="15803D"/>
+          <w:sz w:val="24"/>
+        </w:rPr>
+        <w:t xml:space="preserve">%: </w:t>
+      </w:r>
+      <w:r>
+        <w:rPr>
+          <w:rFonts w:ascii="Times New Roman" w:hAnsi="Times New Roman"/>
+          <w:b/>
+          <w:color w:val="1E40AF"/>
+          <w:sz w:val="24"/>
+        </w:rPr>
+        <w:t>{{vat_amount_num}}</w:t>
+      </w:r>
+      <w:r>
+        <w:rPr>
+          <w:rFonts w:ascii="Times New Roman" w:hAnsi="Times New Roman"/>
+          <w:color w:val="15803D"/>
+          <w:sz w:val="24"/>
+        </w:rPr>
+        <w:t xml:space="preserve"> (</w:t>
+      </w:r>
+      <w:r>
+        <w:rPr>
+          <w:rFonts w:ascii="Times New Roman" w:hAnsi="Times New Roman"/>
+          <w:b/>
+          <w:color w:val="1E40AF"/>
+          <w:sz w:val="24"/>
+        </w:rPr>
+        <w:t>{{vat_amount_words}}</w:t>
+      </w:r>
+      <w:r>
+        <w:rPr>
+          <w:rFonts w:ascii="Times New Roman" w:hAnsi="Times New Roman"/>
+          <w:color w:val="15803D"/>
+          <w:sz w:val="24"/>
+        </w:rPr>
+        <w:t>) рублей.</w:t>
+      </w:r>
+      <w:r>
+        <w:rPr>
+          <w:rFonts w:ascii="Times New Roman" w:hAnsi="Times New Roman"/>
+          <w:i/>
+          <w:color w:val="6B7280"/>
+          <w:sz w:val="24"/>
+        </w:rPr>
+        <w:t>{% else %}</w:t>
+      </w:r>
+      <w:r>
+        <w:rPr>
+          <w:rFonts w:ascii="Times New Roman" w:hAnsi="Times New Roman"/>
+          <w:color w:val="C2410C"/>
+          <w:sz w:val="24"/>
+        </w:rPr>
+        <w:t xml:space="preserve">НДС не облагается на основании </w:t>
+      </w:r>
+      <w:r>
+        <w:rPr>
+          <w:rFonts w:ascii="Times New Roman" w:hAnsi="Times New Roman"/>
+          <w:b/>
+          <w:color w:val="1E40AF"/>
+          <w:sz w:val="24"/>
+        </w:rPr>
+        <w:t>{{vat_exemption_article}}</w:t>
+      </w:r>
+      <w:r>
+        <w:rPr>
+          <w:rFonts w:ascii="Times New Roman" w:hAnsi="Times New Roman"/>
+          <w:color w:val="C2410C"/>
+          <w:sz w:val="24"/>
+        </w:rPr>
+        <w:t>.</w:t>
+      </w:r>
+      <w:r>
+        <w:rPr>
+          <w:rFonts w:ascii="Times New Roman" w:hAnsi="Times New Roman"/>
+          <w:i/>
+          <w:color w:val="6B7280"/>
+          <w:sz w:val="24"/>
+        </w:rPr>
+        <w:t>{% endif %}</w:t>
       </w:r>
     </w:p>
     <w:p>
@@ -460,9 +1211,11 @@
       <w:r>
         <w:rPr>
           <w:rFonts w:ascii="Times New Roman" w:hAnsi="Times New Roman"/>
+          <w:b w:val="0"/>
+          <w:i w:val="0"/>
           <w:sz w:val="24"/>
         </w:rPr>
-        <w:t>Оплата производится в безналичной форме путём перечисления денежных средств на расчётный счёт Исполнителя, указанный в разделе 5 настоящего Договора, в течение 30 (тридцати) календарных дней с даты подписания Акта.</w:t>
+        <w:t>Оплата производится в безналичной форме путём перечисления денежных средств на расчётный счёт Исполнителя, указанный в разделе 9 настоящего Договора, в течение 30 (тридцати) календарных дней с даты подписания Акта.</w:t>
       </w:r>
     </w:p>
     <w:p>
@@ -482,6 +1235,8 @@
       <w:r>
         <w:rPr>
           <w:rFonts w:ascii="Times New Roman" w:hAnsi="Times New Roman"/>
+          <w:b w:val="0"/>
+          <w:i w:val="0"/>
           <w:sz w:val="24"/>
         </w:rPr>
         <w:t>Цена Договора является фиксированной и изменению не подлежит, за исключением случаев, предусмотренных действующим законодательством Российской Федерации.</w:t>
@@ -518,6 +1273,8 @@
       <w:r>
         <w:rPr>
           <w:rFonts w:ascii="Times New Roman" w:hAnsi="Times New Roman"/>
+          <w:b w:val="0"/>
+          <w:i w:val="0"/>
           <w:sz w:val="24"/>
         </w:rPr>
         <w:t>За нарушение сроков оказания Услуг Исполнитель уплачивает Заказчику неустойку в размере 0,1% от цены Договора за каждый день просрочки.</w:t>
@@ -540,6 +1297,8 @@
       <w:r>
         <w:rPr>
           <w:rFonts w:ascii="Times New Roman" w:hAnsi="Times New Roman"/>
+          <w:b w:val="0"/>
+          <w:i w:val="0"/>
           <w:sz w:val="24"/>
         </w:rPr>
         <w:t>За нарушение сроков оплаты Заказчик уплачивает Исполнителю пени в размере 1/300 ставки рефинансирования Банка России за каждый день просрочки.</w:t>
@@ -562,6 +1321,8 @@
       <w:r>
         <w:rPr>
           <w:rFonts w:ascii="Times New Roman" w:hAnsi="Times New Roman"/>
+          <w:b w:val="0"/>
+          <w:i w:val="0"/>
           <w:sz w:val="24"/>
         </w:rPr>
         <w:t>Стороны освобождаются от ответственности за частичное или полное неисполнение обязательств, если оно явилось следствием обстоятельств непреодолимой силы (форс-мажор), возникших после заключения настоящего Договора.</w:t>
@@ -598,6 +1359,8 @@
       <w:r>
         <w:rPr>
           <w:rFonts w:ascii="Times New Roman" w:hAnsi="Times New Roman"/>
+          <w:b w:val="0"/>
+          <w:i w:val="0"/>
           <w:sz w:val="24"/>
         </w:rPr>
         <w:t>Договор вступает в силу с момента подписания Сторонами и действует до полного исполнения Сторонами принятых на себя обязательств.</w:t>
@@ -620,6 +1383,8 @@
       <w:r>
         <w:rPr>
           <w:rFonts w:ascii="Times New Roman" w:hAnsi="Times New Roman"/>
+          <w:b w:val="0"/>
+          <w:i w:val="0"/>
           <w:sz w:val="24"/>
         </w:rPr>
         <w:t>Договор может быть расторгнут по соглашению Сторон, а также в одностороннем порядке по основаниям, предусмотренным действующим законодательством РФ.</w:t>
@@ -656,6 +1421,8 @@
       <w:r>
         <w:rPr>
           <w:rFonts w:ascii="Times New Roman" w:hAnsi="Times New Roman"/>
+          <w:b w:val="0"/>
+          <w:i w:val="0"/>
           <w:sz w:val="24"/>
         </w:rPr>
         <w:t>Все споры и разногласия, возникающие в связи с исполнением настоящего Договора, разрешаются путём переговоров. При недостижении согласия — в Арбитражном суде г. Москвы в соответствии с действующим законодательством РФ.</w:t>
@@ -692,6 +1459,8 @@
       <w:r>
         <w:rPr>
           <w:rFonts w:ascii="Times New Roman" w:hAnsi="Times New Roman"/>
+          <w:b w:val="0"/>
+          <w:i w:val="0"/>
           <w:sz w:val="24"/>
         </w:rPr>
         <w:t>Договор составлен в двух экземплярах, имеющих равную юридическую силу, по одному для каждой из Сторон.</w:t>
@@ -714,6 +1483,8 @@
       <w:r>
         <w:rPr>
           <w:rFonts w:ascii="Times New Roman" w:hAnsi="Times New Roman"/>
+          <w:b w:val="0"/>
+          <w:i w:val="0"/>
           <w:sz w:val="24"/>
         </w:rPr>
         <w:t>Любые изменения и дополнения к Договору действительны только в случае их составления в письменной форме и подписания уполномоченными представителями обеих Сторон.</w:t>
@@ -736,6 +1507,8 @@
       <w:r>
         <w:rPr>
           <w:rFonts w:ascii="Times New Roman" w:hAnsi="Times New Roman"/>
+          <w:b w:val="0"/>
+          <w:i w:val="0"/>
           <w:sz w:val="24"/>
         </w:rPr>
         <w:t>Приложение №1 (Техническое задание) является неотъемлемой частью Договора.</w:t>
@@ -793,6 +1566,8 @@
             <w:r>
               <w:rPr>
                 <w:rFonts w:ascii="Times New Roman" w:hAnsi="Times New Roman"/>
+                <w:b/>
+                <w:color w:val="1E40AF"/>
                 <w:sz w:val="20"/>
               </w:rPr>
               <w:t>{{customer_full_name}}</w:t>
@@ -806,6 +1581,8 @@
             <w:r>
               <w:rPr>
                 <w:rFonts w:ascii="Times New Roman" w:hAnsi="Times New Roman"/>
+                <w:b/>
+                <w:color w:val="1E40AF"/>
                 <w:sz w:val="20"/>
               </w:rPr>
               <w:t>Адрес: {{customer_address}}</w:t>
@@ -819,6 +1596,8 @@
             <w:r>
               <w:rPr>
                 <w:rFonts w:ascii="Times New Roman" w:hAnsi="Times New Roman"/>
+                <w:b/>
+                <w:color w:val="1E40AF"/>
                 <w:sz w:val="20"/>
               </w:rPr>
               <w:t>Почтовый адрес: {{customer_postal_address}}</w:t>
@@ -832,6 +1611,8 @@
             <w:r>
               <w:rPr>
                 <w:rFonts w:ascii="Times New Roman" w:hAnsi="Times New Roman"/>
+                <w:b/>
+                <w:color w:val="1E40AF"/>
                 <w:sz w:val="20"/>
               </w:rPr>
               <w:t>ИНН: {{customer_inn}} / КПП: {{customer_kpp}}</w:t>
@@ -845,6 +1626,8 @@
             <w:r>
               <w:rPr>
                 <w:rFonts w:ascii="Times New Roman" w:hAnsi="Times New Roman"/>
+                <w:b/>
+                <w:color w:val="1E40AF"/>
                 <w:sz w:val="20"/>
               </w:rPr>
               <w:t>ОГРН: {{customer_ogrn}}</w:t>
@@ -858,6 +1641,8 @@
             <w:r>
               <w:rPr>
                 <w:rFonts w:ascii="Times New Roman" w:hAnsi="Times New Roman"/>
+                <w:b/>
+                <w:color w:val="1E40AF"/>
                 <w:sz w:val="20"/>
               </w:rPr>
               <w:t>Банк: {{customer_bank_name}}</w:t>
@@ -871,6 +1656,8 @@
             <w:r>
               <w:rPr>
                 <w:rFonts w:ascii="Times New Roman" w:hAnsi="Times New Roman"/>
+                <w:b/>
+                <w:color w:val="1E40AF"/>
                 <w:sz w:val="20"/>
               </w:rPr>
               <w:t>БИК: {{customer_bik}}</w:t>
@@ -884,6 +1671,8 @@
             <w:r>
               <w:rPr>
                 <w:rFonts w:ascii="Times New Roman" w:hAnsi="Times New Roman"/>
+                <w:b/>
+                <w:color w:val="1E40AF"/>
                 <w:sz w:val="20"/>
               </w:rPr>
               <w:t>р/с: {{customer_settlement_account}}</w:t>
@@ -897,6 +1686,8 @@
             <w:r>
               <w:rPr>
                 <w:rFonts w:ascii="Times New Roman" w:hAnsi="Times New Roman"/>
+                <w:b/>
+                <w:color w:val="1E40AF"/>
                 <w:sz w:val="20"/>
               </w:rPr>
               <w:t>к/с: {{customer_correspondent_account}}</w:t>
@@ -910,6 +1701,8 @@
             <w:r>
               <w:rPr>
                 <w:rFonts w:ascii="Times New Roman" w:hAnsi="Times New Roman"/>
+                <w:b/>
+                <w:color w:val="1E40AF"/>
                 <w:sz w:val="20"/>
               </w:rPr>
               <w:t>Тел.: {{customer_phone}}</w:t>
@@ -923,6 +1716,8 @@
             <w:r>
               <w:rPr>
                 <w:rFonts w:ascii="Times New Roman" w:hAnsi="Times New Roman"/>
+                <w:b/>
+                <w:color w:val="1E40AF"/>
                 <w:sz w:val="20"/>
               </w:rPr>
               <w:t>E-mail: {{customer_email}}</w:t>
@@ -948,6 +1743,8 @@
             <w:r>
               <w:rPr>
                 <w:rFonts w:ascii="Times New Roman" w:hAnsi="Times New Roman"/>
+                <w:b/>
+                <w:color w:val="1E40AF"/>
                 <w:sz w:val="20"/>
               </w:rPr>
               <w:t>{{customer_signatory_position}}</w:t>
@@ -961,6 +1758,8 @@
             <w:r>
               <w:rPr>
                 <w:rFonts w:ascii="Times New Roman" w:hAnsi="Times New Roman"/>
+                <w:b/>
+                <w:color w:val="1E40AF"/>
                 <w:sz w:val="20"/>
               </w:rPr>
               <w:t>________________ / {{customer_signatory_initials}}</w:t>
@@ -1007,7 +1806,9 @@
             <w:r>
               <w:rPr>
                 <w:rFonts w:ascii="Times New Roman" w:hAnsi="Times New Roman"/>
-                <w:sz w:val="20"/>
+                <w:i/>
+                <w:color w:val="6B7280"/>
+                <w:sz w:val="18"/>
               </w:rPr>
               <w:t>{%- if contractor_org_type == 'ИП' %}</w:t>
             </w:r>
@@ -1020,9 +1821,19 @@
             <w:r>
               <w:rPr>
                 <w:rFonts w:ascii="Times New Roman" w:hAnsi="Times New Roman"/>
+                <w:color w:val="15803D"/>
                 <w:sz w:val="20"/>
               </w:rPr>
-              <w:t>ИП {{contractor_short_name}}</w:t>
+              <w:t xml:space="preserve">ИП </w:t>
+            </w:r>
+            <w:r>
+              <w:rPr>
+                <w:rFonts w:ascii="Times New Roman" w:hAnsi="Times New Roman"/>
+                <w:b/>
+                <w:color w:val="1E40AF"/>
+                <w:sz w:val="20"/>
+              </w:rPr>
+              <w:t>{{contractor_short_name}}</w:t>
             </w:r>
           </w:p>
           <w:p>
@@ -1033,9 +1844,19 @@
             <w:r>
               <w:rPr>
                 <w:rFonts w:ascii="Times New Roman" w:hAnsi="Times New Roman"/>
+                <w:color w:val="15803D"/>
                 <w:sz w:val="20"/>
               </w:rPr>
-              <w:t>ИНН: {{contractor_inn}}</w:t>
+              <w:t xml:space="preserve">ИНН: </w:t>
+            </w:r>
+            <w:r>
+              <w:rPr>
+                <w:rFonts w:ascii="Times New Roman" w:hAnsi="Times New Roman"/>
+                <w:b/>
+                <w:color w:val="1E40AF"/>
+                <w:sz w:val="20"/>
+              </w:rPr>
+              <w:t>{{contractor_inn}}</w:t>
             </w:r>
           </w:p>
           <w:p>
@@ -1046,9 +1867,19 @@
             <w:r>
               <w:rPr>
                 <w:rFonts w:ascii="Times New Roman" w:hAnsi="Times New Roman"/>
+                <w:color w:val="15803D"/>
                 <w:sz w:val="20"/>
               </w:rPr>
-              <w:t>ОГРНИП: {{contractor_ogrnip}}</w:t>
+              <w:t xml:space="preserve">ОГРНИП: </w:t>
+            </w:r>
+            <w:r>
+              <w:rPr>
+                <w:rFonts w:ascii="Times New Roman" w:hAnsi="Times New Roman"/>
+                <w:b/>
+                <w:color w:val="1E40AF"/>
+                <w:sz w:val="20"/>
+              </w:rPr>
+              <w:t>{{contractor_ogrnip}}</w:t>
             </w:r>
           </w:p>
           <w:p>
@@ -1059,7 +1890,9 @@
             <w:r>
               <w:rPr>
                 <w:rFonts w:ascii="Times New Roman" w:hAnsi="Times New Roman"/>
-                <w:sz w:val="20"/>
+                <w:i/>
+                <w:color w:val="6B7280"/>
+                <w:sz w:val="18"/>
               </w:rPr>
               <w:t>{%- else %}</w:t>
             </w:r>
@@ -1072,6 +1905,8 @@
             <w:r>
               <w:rPr>
                 <w:rFonts w:ascii="Times New Roman" w:hAnsi="Times New Roman"/>
+                <w:b/>
+                <w:color w:val="1E40AF"/>
                 <w:sz w:val="20"/>
               </w:rPr>
               <w:t>{{contractor_full_name}}</w:t>
@@ -1085,9 +1920,36 @@
             <w:r>
               <w:rPr>
                 <w:rFonts w:ascii="Times New Roman" w:hAnsi="Times New Roman"/>
+                <w:color w:val="C2410C"/>
                 <w:sz w:val="20"/>
               </w:rPr>
-              <w:t>ИНН: {{contractor_inn}} / КПП: {{contractor_kpp}}</w:t>
+              <w:t xml:space="preserve">ИНН: </w:t>
+            </w:r>
+            <w:r>
+              <w:rPr>
+                <w:rFonts w:ascii="Times New Roman" w:hAnsi="Times New Roman"/>
+                <w:b/>
+                <w:color w:val="1E40AF"/>
+                <w:sz w:val="20"/>
+              </w:rPr>
+              <w:t>{{contractor_inn}}</w:t>
+            </w:r>
+            <w:r>
+              <w:rPr>
+                <w:rFonts w:ascii="Times New Roman" w:hAnsi="Times New Roman"/>
+                <w:color w:val="C2410C"/>
+                <w:sz w:val="20"/>
+              </w:rPr>
+              <w:t xml:space="preserve"> / КПП: </w:t>
+            </w:r>
+            <w:r>
+              <w:rPr>
+                <w:rFonts w:ascii="Times New Roman" w:hAnsi="Times New Roman"/>
+                <w:b/>
+                <w:color w:val="1E40AF"/>
+                <w:sz w:val="20"/>
+              </w:rPr>
+              <w:t>{{contractor_kpp}}</w:t>
             </w:r>
           </w:p>
           <w:p>
@@ -1098,9 +1960,19 @@
             <w:r>
               <w:rPr>
                 <w:rFonts w:ascii="Times New Roman" w:hAnsi="Times New Roman"/>
+                <w:color w:val="C2410C"/>
                 <w:sz w:val="20"/>
               </w:rPr>
-              <w:t>ОГРН: {{contractor_ogrn}}</w:t>
+              <w:t xml:space="preserve">ОГРН: </w:t>
+            </w:r>
+            <w:r>
+              <w:rPr>
+                <w:rFonts w:ascii="Times New Roman" w:hAnsi="Times New Roman"/>
+                <w:b/>
+                <w:color w:val="1E40AF"/>
+                <w:sz w:val="20"/>
+              </w:rPr>
+              <w:t>{{contractor_ogrn}}</w:t>
             </w:r>
           </w:p>
           <w:p>
@@ -1111,7 +1983,9 @@
             <w:r>
               <w:rPr>
                 <w:rFonts w:ascii="Times New Roman" w:hAnsi="Times New Roman"/>
-                <w:sz w:val="20"/>
+                <w:i/>
+                <w:color w:val="6B7280"/>
+                <w:sz w:val="18"/>
               </w:rPr>
               <w:t>{%- endif %}</w:t>
             </w:r>
@@ -1124,6 +1998,8 @@
             <w:r>
               <w:rPr>
                 <w:rFonts w:ascii="Times New Roman" w:hAnsi="Times New Roman"/>
+                <w:b/>
+                <w:color w:val="1E40AF"/>
                 <w:sz w:val="20"/>
               </w:rPr>
               <w:t>Адрес: {{contractor_address}}</w:t>
@@ -1137,6 +2013,8 @@
             <w:r>
               <w:rPr>
                 <w:rFonts w:ascii="Times New Roman" w:hAnsi="Times New Roman"/>
+                <w:b/>
+                <w:color w:val="1E40AF"/>
                 <w:sz w:val="20"/>
               </w:rPr>
               <w:t>Банк: {{contractor_bank_name}}</w:t>
@@ -1150,6 +2028,8 @@
             <w:r>
               <w:rPr>
                 <w:rFonts w:ascii="Times New Roman" w:hAnsi="Times New Roman"/>
+                <w:b/>
+                <w:color w:val="1E40AF"/>
                 <w:sz w:val="20"/>
               </w:rPr>
               <w:t>БИК: {{contractor_bik}}</w:t>
@@ -1163,6 +2043,8 @@
             <w:r>
               <w:rPr>
                 <w:rFonts w:ascii="Times New Roman" w:hAnsi="Times New Roman"/>
+                <w:b/>
+                <w:color w:val="1E40AF"/>
                 <w:sz w:val="20"/>
               </w:rPr>
               <w:t>р/с: {{contractor_settlement_account}}</w:t>
@@ -1176,6 +2058,8 @@
             <w:r>
               <w:rPr>
                 <w:rFonts w:ascii="Times New Roman" w:hAnsi="Times New Roman"/>
+                <w:b/>
+                <w:color w:val="1E40AF"/>
                 <w:sz w:val="20"/>
               </w:rPr>
               <w:t>к/с: {{contractor_correspondent_account}}</w:t>
@@ -1189,6 +2073,8 @@
             <w:r>
               <w:rPr>
                 <w:rFonts w:ascii="Times New Roman" w:hAnsi="Times New Roman"/>
+                <w:b/>
+                <w:color w:val="1E40AF"/>
                 <w:sz w:val="20"/>
               </w:rPr>
               <w:t>Тел.: {{contractor_phone}}</w:t>
@@ -1202,6 +2088,8 @@
             <w:r>
               <w:rPr>
                 <w:rFonts w:ascii="Times New Roman" w:hAnsi="Times New Roman"/>
+                <w:b/>
+                <w:color w:val="1E40AF"/>
                 <w:sz w:val="20"/>
               </w:rPr>
               <w:t>E-mail: {{contractor_email}}</w:t>
@@ -1227,6 +2115,8 @@
             <w:r>
               <w:rPr>
                 <w:rFonts w:ascii="Times New Roman" w:hAnsi="Times New Roman"/>
+                <w:b/>
+                <w:color w:val="1E40AF"/>
                 <w:sz w:val="20"/>
               </w:rPr>
               <w:t>{{contractor_signatory_position}}</w:t>
@@ -1240,6 +2130,8 @@
             <w:r>
               <w:rPr>
                 <w:rFonts w:ascii="Times New Roman" w:hAnsi="Times New Roman"/>
+                <w:b/>
+                <w:color w:val="1E40AF"/>
                 <w:sz w:val="20"/>
               </w:rPr>
               <w:t>________________ / {{contractor_signatory_initials}}</w:t>
@@ -1265,7 +2157,7 @@
     <w:p>
       <w:pPr>
         <w:spacing w:before="120" w:after="120" w:line="276" w:lineRule="exact"/>
-        <w:jc w:val="both"/>
+        <w:jc w:val="left"/>
       </w:pPr>
       <w:r>
         <w:rPr>

--- a/backend/templates/contract_services.docx
+++ b/backend/templates/contract_services.docx
@@ -12,12 +12,20 @@
           <w:szCs w:val="24"/>
         </w:rPr>
       </w:pPr>
+      <w:commentRangeStart w:id="0"/>
       <w:r>
         <w:rPr>
           <w:sz w:val="24"/>
           <w:szCs w:val="24"/>
         </w:rPr>
         <w:t xml:space="preserve">Договор № {{ contract_number }}</w:t>
+      </w:r>
+      <w:commentRangeEnd w:id="0"/>
+      <w:r>
+        <w:rPr>
+          <w:rStyle w:val="CommentReference"/>
+        </w:rPr>
+        <w:commentReference w:id="0"/>
       </w:r>
     </w:p>
     <w:p>
@@ -47,12 +55,44 @@
           <w:szCs w:val="24"/>
         </w:rPr>
       </w:pPr>
+      <w:commentRangeStart w:id="1"/>
+      <w:commentRangeStart w:id="2"/>
+      <w:commentRangeStart w:id="3"/>
+      <w:commentRangeStart w:id="4"/>
       <w:r>
         <w:rPr>
           <w:sz w:val="24"/>
           <w:szCs w:val="24"/>
         </w:rPr>
         <w:t xml:space="preserve">{{ contract_city }}							«{{ contract_date_day }}» {{ contract_date_month }} {{ contract_date_year }} г.</w:t>
+      </w:r>
+      <w:commentRangeEnd w:id="4"/>
+      <w:r>
+        <w:rPr>
+          <w:rStyle w:val="CommentReference"/>
+        </w:rPr>
+        <w:commentReference w:id="4"/>
+      </w:r>
+      <w:commentRangeEnd w:id="3"/>
+      <w:r>
+        <w:rPr>
+          <w:rStyle w:val="CommentReference"/>
+        </w:rPr>
+        <w:commentReference w:id="3"/>
+      </w:r>
+      <w:commentRangeEnd w:id="2"/>
+      <w:r>
+        <w:rPr>
+          <w:rStyle w:val="CommentReference"/>
+        </w:rPr>
+        <w:commentReference w:id="2"/>
+      </w:r>
+      <w:commentRangeEnd w:id="1"/>
+      <w:r>
+        <w:rPr>
+          <w:rStyle w:val="CommentReference"/>
+        </w:rPr>
+        <w:commentReference w:id="1"/>
       </w:r>
       <w:r>
         <w:rPr>
@@ -139,6 +179,8 @@
         </w:rPr>
         <w:tab/>
       </w:r>
+      <w:commentRangeStart w:id="5"/>
+      <w:commentRangeStart w:id="6"/>
       <w:r>
         <w:rPr>
           <w:b/>
@@ -148,6 +190,20 @@
         </w:rPr>
         <w:t xml:space="preserve">{{ customer_full_name }} ({{ customer_short_name }}), именуемая в дальнейшем «Заказчик»</w:t>
       </w:r>
+      <w:commentRangeEnd w:id="6"/>
+      <w:r>
+        <w:rPr>
+          <w:rStyle w:val="CommentReference"/>
+        </w:rPr>
+        <w:commentReference w:id="6"/>
+      </w:r>
+      <w:commentRangeEnd w:id="5"/>
+      <w:r>
+        <w:rPr>
+          <w:rStyle w:val="CommentReference"/>
+        </w:rPr>
+        <w:commentReference w:id="5"/>
+      </w:r>
       <w:r>
         <w:rPr>
           <w:sz w:val="24"/>
@@ -164,12 +220,36 @@
         </w:rPr>
         <w:t xml:space="preserve"/>
       </w:r>
+      <w:commentRangeStart w:id="7"/>
+      <w:commentRangeStart w:id="8"/>
+      <w:commentRangeStart w:id="9"/>
       <w:r>
         <w:rPr>
           <w:sz w:val="24"/>
           <w:szCs w:val="24"/>
         </w:rPr>
         <w:t xml:space="preserve">, в лице {{ customer_signatory_position }} {{ customer_signatory_name }}, действующего на основании {{ customer_signatory_basis }}, с одной стороны, и </w:t>
+      </w:r>
+      <w:commentRangeEnd w:id="9"/>
+      <w:r>
+        <w:rPr>
+          <w:rStyle w:val="CommentReference"/>
+        </w:rPr>
+        <w:commentReference w:id="9"/>
+      </w:r>
+      <w:commentRangeEnd w:id="8"/>
+      <w:r>
+        <w:rPr>
+          <w:rStyle w:val="CommentReference"/>
+        </w:rPr>
+        <w:commentReference w:id="8"/>
+      </w:r>
+      <w:commentRangeEnd w:id="7"/>
+      <w:r>
+        <w:rPr>
+          <w:rStyle w:val="CommentReference"/>
+        </w:rPr>
+        <w:commentReference w:id="7"/>
       </w:r>
     </w:p>
     <w:p>
@@ -194,8 +274,16 @@
           <w:szCs w:val="24"/>
         </w:rPr>
       </w:pPr>
+      <w:commentRangeStart w:id="10"/>
       <w:r>
         <w:t>{%p if contractor_org_type != 'ИП' %}</w:t>
+      </w:r>
+      <w:commentRangeEnd w:id="10"/>
+      <w:r>
+        <w:rPr>
+          <w:rStyle w:val="CommentReference"/>
+        </w:rPr>
+        <w:commentReference w:id="10"/>
       </w:r>
     </w:p>
     <w:p>
@@ -210,6 +298,11 @@
           <w:szCs w:val="24"/>
         </w:rPr>
       </w:pPr>
+      <w:commentRangeStart w:id="11"/>
+      <w:commentRangeStart w:id="12"/>
+      <w:commentRangeStart w:id="13"/>
+      <w:commentRangeStart w:id="14"/>
+      <w:commentRangeStart w:id="15"/>
       <w:r>
         <w:rPr>
           <w:b/>
@@ -222,6 +315,41 @@
         </w:rPr>
         <w:t xml:space="preserve">{{ contractor_full_name }} ({{ contractor_short_name }}), именуемое/ая в дальнейшем «Исполнитель», в лице {{ contractor_signatory_position }} {{ contractor_signatory_name }}, действующего на основании {{ contractor_signatory_basis }}, </w:t>
       </w:r>
+      <w:commentRangeEnd w:id="15"/>
+      <w:r>
+        <w:rPr>
+          <w:rStyle w:val="CommentReference"/>
+        </w:rPr>
+        <w:commentReference w:id="15"/>
+      </w:r>
+      <w:commentRangeEnd w:id="14"/>
+      <w:r>
+        <w:rPr>
+          <w:rStyle w:val="CommentReference"/>
+        </w:rPr>
+        <w:commentReference w:id="14"/>
+      </w:r>
+      <w:commentRangeEnd w:id="13"/>
+      <w:r>
+        <w:rPr>
+          <w:rStyle w:val="CommentReference"/>
+        </w:rPr>
+        <w:commentReference w:id="13"/>
+      </w:r>
+      <w:commentRangeEnd w:id="12"/>
+      <w:r>
+        <w:rPr>
+          <w:rStyle w:val="CommentReference"/>
+        </w:rPr>
+        <w:commentReference w:id="12"/>
+      </w:r>
+      <w:commentRangeEnd w:id="11"/>
+      <w:r>
+        <w:rPr>
+          <w:rStyle w:val="CommentReference"/>
+        </w:rPr>
+        <w:commentReference w:id="11"/>
+      </w:r>
       <w:r>
         <w:rPr>
           <w:i/>
@@ -321,31 +449,42 @@
           <w:szCs w:val="24"/>
         </w:rPr>
       </w:pPr>
+      <w:commentRangeStart w:id="16"/>
       <w:r>
         <w:t>{%p else %}</w:t>
       </w:r>
-    </w:p>
-    <w:p>
-      <w:pPr>
-        <w:spacing w:after="0"/>
-        <w:ind w:firstLine="708"/>
-        <w:jc w:val="both"/>
-        <w:rPr>
-          <w:sz w:val="24"/>
-          <w:szCs w:val="24"/>
-        </w:rPr>
-      </w:pPr>
-    </w:p>
-    <w:p>
-      <w:pPr>
-        <w:spacing w:after="0"/>
-        <w:ind w:firstLine="708"/>
-        <w:jc w:val="both"/>
-        <w:rPr>
-          <w:sz w:val="24"/>
-          <w:szCs w:val="24"/>
-        </w:rPr>
-      </w:pPr>
+      <w:commentRangeEnd w:id="16"/>
+      <w:r>
+        <w:rPr>
+          <w:rStyle w:val="CommentReference"/>
+        </w:rPr>
+        <w:commentReference w:id="16"/>
+      </w:r>
+    </w:p>
+    <w:p>
+      <w:pPr>
+        <w:spacing w:after="0"/>
+        <w:ind w:firstLine="708"/>
+        <w:jc w:val="both"/>
+        <w:rPr>
+          <w:sz w:val="24"/>
+          <w:szCs w:val="24"/>
+        </w:rPr>
+      </w:pPr>
+    </w:p>
+    <w:p>
+      <w:pPr>
+        <w:spacing w:after="0"/>
+        <w:ind w:firstLine="708"/>
+        <w:jc w:val="both"/>
+        <w:rPr>
+          <w:sz w:val="24"/>
+          <w:szCs w:val="24"/>
+        </w:rPr>
+      </w:pPr>
+      <w:commentRangeStart w:id="17"/>
+      <w:commentRangeStart w:id="18"/>
+      <w:commentRangeStart w:id="19"/>
       <w:r>
         <w:rPr>
           <w:b/>
@@ -357,6 +496,27 @@
         </w:rPr>
         <w:t xml:space="preserve">Индивидуальный предприниматель {{ contractor_full_name }} (ИП {{ contractor_short_name }}), именуемый в дальнейшем «Исполнитель», в своем лице и действующий в своих собственных интересах, зарегистрированный в качестве индивидуального предпринимателя в соответствии с законодательством Российской Федерации (ОГРНИП {{ contractor_ogrnip }}),</w:t>
       </w:r>
+      <w:commentRangeEnd w:id="19"/>
+      <w:r>
+        <w:rPr>
+          <w:rStyle w:val="CommentReference"/>
+        </w:rPr>
+        <w:commentReference w:id="19"/>
+      </w:r>
+      <w:commentRangeEnd w:id="18"/>
+      <w:r>
+        <w:rPr>
+          <w:rStyle w:val="CommentReference"/>
+        </w:rPr>
+        <w:commentReference w:id="18"/>
+      </w:r>
+      <w:commentRangeEnd w:id="17"/>
+      <w:r>
+        <w:rPr>
+          <w:rStyle w:val="CommentReference"/>
+        </w:rPr>
+        <w:commentReference w:id="17"/>
+      </w:r>
       <w:r>
         <w:rPr>
           <w:b/>
@@ -442,8 +602,16 @@
           <w:szCs w:val="24"/>
         </w:rPr>
       </w:pPr>
+      <w:commentRangeStart w:id="20"/>
       <w:r>
         <w:t>{%p endif %}</w:t>
+      </w:r>
+      <w:commentRangeEnd w:id="20"/>
+      <w:r>
+        <w:rPr>
+          <w:rStyle w:val="CommentReference"/>
+        </w:rPr>
+        <w:commentReference w:id="20"/>
       </w:r>
     </w:p>
     <w:p>
@@ -552,6 +720,7 @@
           <w:szCs w:val="24"/>
         </w:rPr>
       </w:pPr>
+      <w:commentRangeStart w:id="21"/>
       <w:r>
         <w:rPr>
           <w:sz w:val="24"/>
@@ -560,6 +729,13 @@
         <w:tab/>
         <w:t xml:space="preserve">1.1. В соответствии с настоящим Договором Исполнитель принимает на себя обязательства оказать {{ service_subject }} (далее – Услуги)</w:t>
       </w:r>
+      <w:commentRangeEnd w:id="21"/>
+      <w:r>
+        <w:rPr>
+          <w:rStyle w:val="CommentReference"/>
+        </w:rPr>
+        <w:commentReference w:id="21"/>
+      </w:r>
       <w:r>
         <w:rPr>
           <w:sz w:val="24"/>
@@ -635,6 +811,11 @@
         </w:rPr>
         <w:tab/>
       </w:r>
+      <w:commentRangeStart w:id="22"/>
+      <w:commentRangeStart w:id="23"/>
+      <w:commentRangeStart w:id="24"/>
+      <w:commentRangeStart w:id="25"/>
+      <w:commentRangeStart w:id="26"/>
       <w:r>
         <w:rPr>
           <w:i/>
@@ -645,6 +826,41 @@
         </w:rPr>
         <w:t xml:space="preserve">1.2. Срок оказания Услуг: {%- if service_start_date %}с {{ service_start_date }}{%- else %}с момента заключения Договора{%- endif %} по {{ service_end_date }} г. (включительно).</w:t>
       </w:r>
+      <w:commentRangeEnd w:id="26"/>
+      <w:r>
+        <w:rPr>
+          <w:rStyle w:val="CommentReference"/>
+        </w:rPr>
+        <w:commentReference w:id="26"/>
+      </w:r>
+      <w:commentRangeEnd w:id="25"/>
+      <w:r>
+        <w:rPr>
+          <w:rStyle w:val="CommentReference"/>
+        </w:rPr>
+        <w:commentReference w:id="25"/>
+      </w:r>
+      <w:commentRangeEnd w:id="24"/>
+      <w:r>
+        <w:rPr>
+          <w:rStyle w:val="CommentReference"/>
+        </w:rPr>
+        <w:commentReference w:id="24"/>
+      </w:r>
+      <w:commentRangeEnd w:id="23"/>
+      <w:r>
+        <w:rPr>
+          <w:rStyle w:val="CommentReference"/>
+        </w:rPr>
+        <w:commentReference w:id="23"/>
+      </w:r>
+      <w:commentRangeEnd w:id="22"/>
+      <w:r>
+        <w:rPr>
+          <w:rStyle w:val="CommentReference"/>
+        </w:rPr>
+        <w:commentReference w:id="22"/>
+      </w:r>
     </w:p>
     <w:p>
       <w:pPr>
@@ -670,6 +886,7 @@
           <w:szCs w:val="24"/>
         </w:rPr>
       </w:pPr>
+      <w:commentRangeStart w:id="27"/>
       <w:r>
         <w:rPr>
           <w:i/>
@@ -681,6 +898,13 @@
         <w:tab/>
         <w:t xml:space="preserve">1.2. Дата оказания услуг: «{{ service_date }}»</w:t>
       </w:r>
+      <w:commentRangeEnd w:id="27"/>
+      <w:r>
+        <w:rPr>
+          <w:rStyle w:val="CommentReference"/>
+        </w:rPr>
+        <w:commentReference w:id="27"/>
+      </w:r>
     </w:p>
     <w:p>
       <w:pPr>
@@ -747,12 +971,36 @@
           <w:szCs w:val="24"/>
         </w:rPr>
       </w:pPr>
+      <w:commentRangeStart w:id="28"/>
+      <w:commentRangeStart w:id="29"/>
+      <w:commentRangeStart w:id="30"/>
       <w:r>
         <w:rPr>
           <w:sz w:val="24"/>
           <w:szCs w:val="24"/>
         </w:rPr>
         <w:t xml:space="preserve">1.3. Настоящий Договор заключен в рамках реализации ВСКС Соглашения, заключенного с {{ subsidy_ministry_name }} № {{ subsidy_agreement_number }} от {{ subsidy_agreement_date }} г.</w:t>
+      </w:r>
+      <w:commentRangeEnd w:id="30"/>
+      <w:r>
+        <w:rPr>
+          <w:rStyle w:val="CommentReference"/>
+        </w:rPr>
+        <w:commentReference w:id="30"/>
+      </w:r>
+      <w:commentRangeEnd w:id="29"/>
+      <w:r>
+        <w:rPr>
+          <w:rStyle w:val="CommentReference"/>
+        </w:rPr>
+        <w:commentReference w:id="29"/>
+      </w:r>
+      <w:commentRangeEnd w:id="28"/>
+      <w:r>
+        <w:rPr>
+          <w:rStyle w:val="CommentReference"/>
+        </w:rPr>
+        <w:commentReference w:id="28"/>
       </w:r>
       <w:r>
         <w:rPr>
@@ -813,6 +1061,9 @@
         </w:rPr>
         <w:t xml:space="preserve">1.4. </w:t>
       </w:r>
+      <w:commentRangeStart w:id="31"/>
+      <w:commentRangeStart w:id="32"/>
+      <w:commentRangeStart w:id="33"/>
       <w:r>
         <w:rPr>
           <w:i/>
@@ -824,6 +1075,27 @@
         <w:t xml:space="preserve">Услуги по настоящему Договору оказываются Исполнителем своими силами 
 и средствами {%- if third_party_involved %}или с привлечением третьих лиц{%- else %}без привлечения третьих лиц{%- endif %}.</w:t>
       </w:r>
+      <w:commentRangeEnd w:id="33"/>
+      <w:r>
+        <w:rPr>
+          <w:rStyle w:val="CommentReference"/>
+        </w:rPr>
+        <w:commentReference w:id="33"/>
+      </w:r>
+      <w:commentRangeEnd w:id="32"/>
+      <w:r>
+        <w:rPr>
+          <w:rStyle w:val="CommentReference"/>
+        </w:rPr>
+        <w:commentReference w:id="32"/>
+      </w:r>
+      <w:commentRangeEnd w:id="31"/>
+      <w:r>
+        <w:rPr>
+          <w:rStyle w:val="CommentReference"/>
+        </w:rPr>
+        <w:commentReference w:id="31"/>
+      </w:r>
       <w:r>
         <w:rPr>
           <w:i/>
@@ -857,8 +1129,16 @@
           <w:szCs w:val="24"/>
         </w:rPr>
       </w:pPr>
+      <w:commentRangeStart w:id="34"/>
       <w:r>
         <w:t>{%p if third_party_involved %}</w:t>
+      </w:r>
+      <w:commentRangeEnd w:id="34"/>
+      <w:r>
+        <w:rPr>
+          <w:rStyle w:val="CommentReference"/>
+        </w:rPr>
+        <w:commentReference w:id="34"/>
       </w:r>
     </w:p>
     <w:p>
@@ -956,8 +1236,16 @@
           <w:szCs w:val="24"/>
         </w:rPr>
       </w:pPr>
+      <w:commentRangeStart w:id="35"/>
       <w:r>
         <w:t>{%p endif %}</w:t>
+      </w:r>
+      <w:commentRangeEnd w:id="35"/>
+      <w:r>
+        <w:rPr>
+          <w:rStyle w:val="CommentReference"/>
+        </w:rPr>
+        <w:commentReference w:id="35"/>
       </w:r>
     </w:p>
     <w:p>
@@ -2577,12 +2865,84 @@
         </w:rPr>
         <w:br/>
       </w:r>
+      <w:commentRangeStart w:id="36"/>
+      <w:commentRangeStart w:id="37"/>
+      <w:commentRangeStart w:id="38"/>
+      <w:commentRangeStart w:id="39"/>
+      <w:commentRangeStart w:id="40"/>
+      <w:commentRangeStart w:id="41"/>
+      <w:commentRangeStart w:id="42"/>
+      <w:commentRangeStart w:id="43"/>
+      <w:commentRangeStart w:id="44"/>
       <w:r>
         <w:rPr>
           <w:sz w:val="24"/>
           <w:szCs w:val="24"/>
         </w:rPr>
         <w:t xml:space="preserve">с оказанием Услуг по настоящему Договору (в т.ч. выполнение всех сопутствующих работ и всех сопутствующих услуг, оказываемых в соответствии с Техническим заданием (Приложение №1)), налоги, сборы и другие обязательные платежи и составляет {{ contract_price_num }} ({{ contract_price_words }}) рублей 00 копеек, {%- if vat_applicable %} в том числе НДС {{ vat_rate }}% - {{ vat_amount_num }} ({{ vat_amount_words }}) рублей 00 копеек{%- else %} НДС не облагается на основании {{ vat_exemption_article }}{%- endif %}.</w:t>
+      </w:r>
+      <w:commentRangeEnd w:id="44"/>
+      <w:r>
+        <w:rPr>
+          <w:rStyle w:val="CommentReference"/>
+        </w:rPr>
+        <w:commentReference w:id="44"/>
+      </w:r>
+      <w:commentRangeEnd w:id="43"/>
+      <w:r>
+        <w:rPr>
+          <w:rStyle w:val="CommentReference"/>
+        </w:rPr>
+        <w:commentReference w:id="43"/>
+      </w:r>
+      <w:commentRangeEnd w:id="42"/>
+      <w:r>
+        <w:rPr>
+          <w:rStyle w:val="CommentReference"/>
+        </w:rPr>
+        <w:commentReference w:id="42"/>
+      </w:r>
+      <w:commentRangeEnd w:id="41"/>
+      <w:r>
+        <w:rPr>
+          <w:rStyle w:val="CommentReference"/>
+        </w:rPr>
+        <w:commentReference w:id="41"/>
+      </w:r>
+      <w:commentRangeEnd w:id="40"/>
+      <w:r>
+        <w:rPr>
+          <w:rStyle w:val="CommentReference"/>
+        </w:rPr>
+        <w:commentReference w:id="40"/>
+      </w:r>
+      <w:commentRangeEnd w:id="39"/>
+      <w:r>
+        <w:rPr>
+          <w:rStyle w:val="CommentReference"/>
+        </w:rPr>
+        <w:commentReference w:id="39"/>
+      </w:r>
+      <w:commentRangeEnd w:id="38"/>
+      <w:r>
+        <w:rPr>
+          <w:rStyle w:val="CommentReference"/>
+        </w:rPr>
+        <w:commentReference w:id="38"/>
+      </w:r>
+      <w:commentRangeEnd w:id="37"/>
+      <w:r>
+        <w:rPr>
+          <w:rStyle w:val="CommentReference"/>
+        </w:rPr>
+        <w:commentReference w:id="37"/>
+      </w:r>
+      <w:commentRangeEnd w:id="36"/>
+      <w:r>
+        <w:rPr>
+          <w:rStyle w:val="CommentReference"/>
+        </w:rPr>
+        <w:commentReference w:id="36"/>
       </w:r>
       <w:r>
         <w:rPr>
@@ -2649,8 +3009,16 @@
           <w:szCs w:val="24"/>
         </w:rPr>
       </w:pPr>
+      <w:commentRangeStart w:id="45"/>
       <w:r>
         <w:t>{%p if not vat_applicable %}</w:t>
+      </w:r>
+      <w:commentRangeEnd w:id="45"/>
+      <w:r>
+        <w:rPr>
+          <w:rStyle w:val="CommentReference"/>
+        </w:rPr>
+        <w:commentReference w:id="45"/>
       </w:r>
     </w:p>
     <w:p>
@@ -2688,8 +3056,16 @@
           <w:szCs w:val="24"/>
         </w:rPr>
       </w:pPr>
+      <w:commentRangeStart w:id="46"/>
       <w:r>
         <w:t>{%p endif %}</w:t>
+      </w:r>
+      <w:commentRangeEnd w:id="46"/>
+      <w:r>
+        <w:rPr>
+          <w:rStyle w:val="CommentReference"/>
+        </w:rPr>
+        <w:commentReference w:id="46"/>
       </w:r>
     </w:p>
     <w:p>
@@ -2715,8 +3091,16 @@
           <w:szCs w:val="24"/>
         </w:rPr>
       </w:pPr>
+      <w:commentRangeStart w:id="47"/>
       <w:r>
         <w:t>{%p if vat_applicable %}</w:t>
+      </w:r>
+      <w:commentRangeEnd w:id="47"/>
+      <w:r>
+        <w:rPr>
+          <w:rStyle w:val="CommentReference"/>
+        </w:rPr>
+        <w:commentReference w:id="47"/>
       </w:r>
     </w:p>
     <w:p>
@@ -2754,8 +3138,16 @@
           <w:szCs w:val="24"/>
         </w:rPr>
       </w:pPr>
+      <w:commentRangeStart w:id="48"/>
       <w:r>
         <w:t>{%p endif %}</w:t>
+      </w:r>
+      <w:commentRangeEnd w:id="48"/>
+      <w:r>
+        <w:rPr>
+          <w:rStyle w:val="CommentReference"/>
+        </w:rPr>
+        <w:commentReference w:id="48"/>
       </w:r>
     </w:p>
     <w:p>
@@ -2945,6 +3337,9 @@
         </w:rPr>
         <w:br/>
       </w:r>
+      <w:commentRangeStart w:id="49"/>
+      <w:commentRangeStart w:id="50"/>
+      <w:commentRangeStart w:id="51"/>
       <w:r>
         <w:rPr>
           <w:rFonts w:eastAsia="Times New Roman" w:cs="Times New Roman"/>
@@ -2954,6 +3349,27 @@
         </w:rPr>
         <w:t xml:space="preserve">о предоставлении субсидии, заключенного между ВСКС и {{ subsidy_ministry_name }} № {{ subsidy_agreement_number }} от {{ subsidy_agreement_date }} г.</w:t>
       </w:r>
+      <w:commentRangeEnd w:id="51"/>
+      <w:r>
+        <w:rPr>
+          <w:rStyle w:val="CommentReference"/>
+        </w:rPr>
+        <w:commentReference w:id="51"/>
+      </w:r>
+      <w:commentRangeEnd w:id="50"/>
+      <w:r>
+        <w:rPr>
+          <w:rStyle w:val="CommentReference"/>
+        </w:rPr>
+        <w:commentReference w:id="50"/>
+      </w:r>
+      <w:commentRangeEnd w:id="49"/>
+      <w:r>
+        <w:rPr>
+          <w:rStyle w:val="CommentReference"/>
+        </w:rPr>
+        <w:commentReference w:id="49"/>
+      </w:r>
       <w:r>
         <w:rPr>
           <w:rFonts w:eastAsia="Times New Roman" w:cs="Times New Roman"/>
@@ -2981,6 +3397,7 @@
         </w:rPr>
         <w:br/>
       </w:r>
+      <w:commentRangeStart w:id="52"/>
       <w:r>
         <w:rPr>
           <w:rFonts w:eastAsia="Times New Roman" w:cs="Times New Roman"/>
@@ -2990,6 +3407,13 @@
         </w:rPr>
         <w:t xml:space="preserve">с оплатой стоимости настоящего договора за счет средств федеральной субсидии, подрядчик (Исполнитель) дает свое согласие на осуществление главным распорядителем бюджетных средств, предоставившим субсидию ({{ subsidy_ministry_name }}), и органами государственного (муниципального) финансового контроля проверок (в т.ч. в соответствии со статьями 268.1 и 269.2 Бюджетного кодекса Российской Федерации) соблюдения Заказчиком условий, целей </w:t>
       </w:r>
+      <w:commentRangeEnd w:id="52"/>
+      <w:r>
+        <w:rPr>
+          <w:rStyle w:val="CommentReference"/>
+        </w:rPr>
+        <w:commentReference w:id="52"/>
+      </w:r>
       <w:r>
         <w:rPr>
           <w:rFonts w:eastAsia="Times New Roman" w:cs="Times New Roman"/>
@@ -3086,12 +3510,20 @@
         </w:rPr>
         <w:tab/>
       </w:r>
+      <w:commentRangeStart w:id="53"/>
       <w:r>
         <w:rPr>
           <w:sz w:val="24"/>
           <w:szCs w:val="24"/>
         </w:rPr>
         <w:t xml:space="preserve">4.6. В случае уменьшения {{ subsidy_ministry_name }} как получателю</w:t>
+      </w:r>
+      <w:commentRangeEnd w:id="53"/>
+      <w:r>
+        <w:rPr>
+          <w:rStyle w:val="CommentReference"/>
+        </w:rPr>
+        <w:commentReference w:id="53"/>
       </w:r>
       <w:r>
         <w:rPr>
@@ -4241,12 +4673,44 @@
           <w:szCs w:val="24"/>
         </w:rPr>
       </w:pPr>
+      <w:commentRangeStart w:id="54"/>
+      <w:commentRangeStart w:id="55"/>
+      <w:commentRangeStart w:id="56"/>
+      <w:commentRangeStart w:id="57"/>
       <w:r>
         <w:rPr>
           <w:sz w:val="24"/>
           <w:szCs w:val="24"/>
         </w:rPr>
         <w:t xml:space="preserve">8.1. Настоящий Договор вступает в силу с момента заключения и действует {%- if contract_end_date %} по «{{ contract_end_date }}» (включительно){%- else %} до полного исполнения Сторонами принятых на себя обязательств{%- endif %}.</w:t>
+      </w:r>
+      <w:commentRangeEnd w:id="57"/>
+      <w:r>
+        <w:rPr>
+          <w:rStyle w:val="CommentReference"/>
+        </w:rPr>
+        <w:commentReference w:id="57"/>
+      </w:r>
+      <w:commentRangeEnd w:id="56"/>
+      <w:r>
+        <w:rPr>
+          <w:rStyle w:val="CommentReference"/>
+        </w:rPr>
+        <w:commentReference w:id="56"/>
+      </w:r>
+      <w:commentRangeEnd w:id="55"/>
+      <w:r>
+        <w:rPr>
+          <w:rStyle w:val="CommentReference"/>
+        </w:rPr>
+        <w:commentReference w:id="55"/>
+      </w:r>
+      <w:commentRangeEnd w:id="54"/>
+      <w:r>
+        <w:rPr>
+          <w:rStyle w:val="CommentReference"/>
+        </w:rPr>
+        <w:commentReference w:id="54"/>
       </w:r>
       <w:r>
         <w:rPr>
@@ -4279,8 +4743,16 @@
           <w:szCs w:val="24"/>
         </w:rPr>
       </w:pPr>
+      <w:commentRangeStart w:id="58"/>
       <w:r>
         <w:t>{%p if is_retroactive %}</w:t>
+      </w:r>
+      <w:commentRangeEnd w:id="58"/>
+      <w:r>
+        <w:rPr>
+          <w:rStyle w:val="CommentReference"/>
+        </w:rPr>
+        <w:commentReference w:id="58"/>
       </w:r>
     </w:p>
     <w:p>
@@ -4327,8 +4799,16 @@
           <w:szCs w:val="24"/>
         </w:rPr>
       </w:pPr>
+      <w:commentRangeStart w:id="59"/>
       <w:r>
         <w:t>{%p endif %}</w:t>
+      </w:r>
+      <w:commentRangeEnd w:id="59"/>
+      <w:r>
+        <w:rPr>
+          <w:rStyle w:val="CommentReference"/>
+        </w:rPr>
+        <w:commentReference w:id="59"/>
       </w:r>
     </w:p>
     <w:p>
@@ -5438,12 +5918,20 @@
                 <w:szCs w:val="24"/>
               </w:rPr>
             </w:pPr>
+            <w:commentRangeStart w:id="68"/>
             <w:r>
               <w:rPr>
                 <w:sz w:val="24"/>
                 <w:szCs w:val="24"/>
               </w:rPr>
               <w:t xml:space="preserve">Адрес местонахождения: {{ customer_address }}</w:t>
+            </w:r>
+            <w:commentRangeEnd w:id="68"/>
+            <w:r>
+              <w:rPr>
+                <w:rStyle w:val="CommentReference"/>
+              </w:rPr>
+              <w:commentReference w:id="68"/>
             </w:r>
           </w:p>
           <w:p>
@@ -5453,12 +5941,20 @@
                 <w:szCs w:val="24"/>
               </w:rPr>
             </w:pPr>
+            <w:commentRangeStart w:id="69"/>
             <w:r>
               <w:rPr>
                 <w:sz w:val="24"/>
                 <w:szCs w:val="24"/>
               </w:rPr>
               <w:t xml:space="preserve">Почтовый адрес: {{ customer_address }}</w:t>
+            </w:r>
+            <w:commentRangeEnd w:id="69"/>
+            <w:r>
+              <w:rPr>
+                <w:rStyle w:val="CommentReference"/>
+              </w:rPr>
+              <w:commentReference w:id="69"/>
             </w:r>
           </w:p>
           <w:p>
@@ -5468,12 +5964,28 @@
                 <w:szCs w:val="24"/>
               </w:rPr>
             </w:pPr>
+            <w:commentRangeStart w:id="70"/>
+            <w:commentRangeStart w:id="71"/>
             <w:r>
               <w:rPr>
                 <w:sz w:val="24"/>
                 <w:szCs w:val="24"/>
               </w:rPr>
               <w:t xml:space="preserve">ИНН/КПП {{ customer_inn }}/{{ customer_kpp }}</w:t>
+            </w:r>
+            <w:commentRangeEnd w:id="71"/>
+            <w:r>
+              <w:rPr>
+                <w:rStyle w:val="CommentReference"/>
+              </w:rPr>
+              <w:commentReference w:id="71"/>
+            </w:r>
+            <w:commentRangeEnd w:id="70"/>
+            <w:r>
+              <w:rPr>
+                <w:rStyle w:val="CommentReference"/>
+              </w:rPr>
+              <w:commentReference w:id="70"/>
             </w:r>
           </w:p>
           <w:p>
@@ -5483,12 +5995,20 @@
                 <w:szCs w:val="24"/>
               </w:rPr>
             </w:pPr>
+            <w:commentRangeStart w:id="72"/>
             <w:r>
               <w:rPr>
                 <w:sz w:val="24"/>
                 <w:szCs w:val="24"/>
               </w:rPr>
               <w:t xml:space="preserve">ОГРН {{ customer_ogrn }}</w:t>
+            </w:r>
+            <w:commentRangeEnd w:id="72"/>
+            <w:r>
+              <w:rPr>
+                <w:rStyle w:val="CommentReference"/>
+              </w:rPr>
+              <w:commentReference w:id="72"/>
             </w:r>
           </w:p>
           <w:p>
@@ -5513,12 +6033,20 @@
                 <w:szCs w:val="24"/>
               </w:rPr>
             </w:pPr>
+            <w:commentRangeStart w:id="73"/>
             <w:r>
               <w:rPr>
                 <w:sz w:val="24"/>
                 <w:szCs w:val="24"/>
               </w:rPr>
               <w:t xml:space="preserve">Лицевой счет {{ customer_personal_account }}</w:t>
+            </w:r>
+            <w:commentRangeEnd w:id="73"/>
+            <w:r>
+              <w:rPr>
+                <w:rStyle w:val="CommentReference"/>
+              </w:rPr>
+              <w:commentReference w:id="73"/>
             </w:r>
           </w:p>
           <w:p>
@@ -5528,12 +6056,20 @@
                 <w:szCs w:val="24"/>
               </w:rPr>
             </w:pPr>
+            <w:commentRangeStart w:id="74"/>
             <w:r>
               <w:rPr>
                 <w:sz w:val="24"/>
                 <w:szCs w:val="24"/>
               </w:rPr>
               <w:t xml:space="preserve">Казначейский счет: {{ customer_settlement_account }}</w:t>
+            </w:r>
+            <w:commentRangeEnd w:id="74"/>
+            <w:r>
+              <w:rPr>
+                <w:rStyle w:val="CommentReference"/>
+              </w:rPr>
+              <w:commentReference w:id="74"/>
             </w:r>
           </w:p>
           <w:p>
@@ -5543,12 +6079,20 @@
                 <w:szCs w:val="24"/>
               </w:rPr>
             </w:pPr>
+            <w:commentRangeStart w:id="75"/>
             <w:r>
               <w:rPr>
                 <w:sz w:val="24"/>
                 <w:szCs w:val="24"/>
               </w:rPr>
               <w:t xml:space="preserve">{{ customer_bank_name }}</w:t>
+            </w:r>
+            <w:commentRangeEnd w:id="75"/>
+            <w:r>
+              <w:rPr>
+                <w:rStyle w:val="CommentReference"/>
+              </w:rPr>
+              <w:commentReference w:id="75"/>
             </w:r>
           </w:p>
           <w:p>
@@ -5558,12 +6102,20 @@
                 <w:szCs w:val="24"/>
               </w:rPr>
             </w:pPr>
+            <w:commentRangeStart w:id="76"/>
             <w:r>
               <w:rPr>
                 <w:sz w:val="24"/>
                 <w:szCs w:val="24"/>
               </w:rPr>
               <w:t xml:space="preserve">БИК ТОФК: {{ customer_bik }}</w:t>
+            </w:r>
+            <w:commentRangeEnd w:id="76"/>
+            <w:r>
+              <w:rPr>
+                <w:rStyle w:val="CommentReference"/>
+              </w:rPr>
+              <w:commentReference w:id="76"/>
             </w:r>
           </w:p>
           <w:p>
@@ -5603,12 +6155,20 @@
                 <w:szCs w:val="24"/>
               </w:rPr>
             </w:pPr>
+            <w:commentRangeStart w:id="77"/>
             <w:r>
               <w:rPr>
                 <w:sz w:val="24"/>
                 <w:szCs w:val="24"/>
               </w:rPr>
               <w:t xml:space="preserve">Тел.: {{ customer_phone }}</w:t>
+            </w:r>
+            <w:commentRangeEnd w:id="77"/>
+            <w:r>
+              <w:rPr>
+                <w:rStyle w:val="CommentReference"/>
+              </w:rPr>
+              <w:commentReference w:id="77"/>
             </w:r>
           </w:p>
           <w:p>
@@ -5618,12 +6178,20 @@
                 <w:szCs w:val="24"/>
               </w:rPr>
             </w:pPr>
+            <w:commentRangeStart w:id="78"/>
             <w:r>
               <w:rPr>
                 <w:sz w:val="24"/>
                 <w:szCs w:val="24"/>
               </w:rPr>
               <w:t xml:space="preserve">Эл.почта: {{ customer_email }}</w:t>
+            </w:r>
+            <w:commentRangeEnd w:id="78"/>
+            <w:r>
+              <w:rPr>
+                <w:rStyle w:val="CommentReference"/>
+              </w:rPr>
+              <w:commentReference w:id="78"/>
             </w:r>
           </w:p>
           <w:p>
@@ -5641,12 +6209,20 @@
                 <w:szCs w:val="24"/>
               </w:rPr>
             </w:pPr>
+            <w:commentRangeStart w:id="79"/>
             <w:r>
               <w:rPr>
                 <w:sz w:val="24"/>
                 <w:szCs w:val="24"/>
               </w:rPr>
               <w:t xml:space="preserve">{{ customer_signatory_position }}</w:t>
+            </w:r>
+            <w:commentRangeEnd w:id="79"/>
+            <w:r>
+              <w:rPr>
+                <w:rStyle w:val="CommentReference"/>
+              </w:rPr>
+              <w:commentReference w:id="79"/>
             </w:r>
           </w:p>
           <w:p>
@@ -5664,12 +6240,20 @@
                 <w:szCs w:val="24"/>
               </w:rPr>
             </w:pPr>
+            <w:commentRangeStart w:id="80"/>
             <w:r>
               <w:rPr>
                 <w:sz w:val="24"/>
                 <w:szCs w:val="24"/>
               </w:rPr>
               <w:t xml:space="preserve">_________________ / {{ customer_signatory_name_initials }}</w:t>
+            </w:r>
+            <w:commentRangeEnd w:id="80"/>
+            <w:r>
+              <w:rPr>
+                <w:rStyle w:val="CommentReference"/>
+              </w:rPr>
+              <w:commentReference w:id="80"/>
             </w:r>
           </w:p>
           <w:p>
@@ -5959,12 +6543,20 @@
                 <w:szCs w:val="24"/>
               </w:rPr>
             </w:pPr>
+            <w:commentRangeStart w:id="81"/>
             <w:r>
               <w:rPr>
                 <w:sz w:val="24"/>
                 <w:szCs w:val="24"/>
               </w:rPr>
               <w:t xml:space="preserve">Эл.почта: {{ contractor_email }}</w:t>
+            </w:r>
+            <w:commentRangeEnd w:id="81"/>
+            <w:r>
+              <w:rPr>
+                <w:rStyle w:val="CommentReference"/>
+              </w:rPr>
+              <w:commentReference w:id="81"/>
             </w:r>
           </w:p>
           <w:p>
@@ -6075,12 +6667,44 @@
           <w:szCs w:val="24"/>
         </w:rPr>
       </w:pPr>
+      <w:commentRangeStart w:id="60"/>
+      <w:commentRangeStart w:id="61"/>
+      <w:commentRangeStart w:id="62"/>
+      <w:commentRangeStart w:id="63"/>
       <w:r>
         <w:rPr>
           <w:sz w:val="24"/>
           <w:szCs w:val="24"/>
         </w:rPr>
         <w:t xml:space="preserve">от «{{ contract_date_day }}» {{ contract_date_month }} {{ contract_date_year }} г. № {{ contract_number }}</w:t>
+      </w:r>
+      <w:commentRangeEnd w:id="63"/>
+      <w:r>
+        <w:rPr>
+          <w:rStyle w:val="CommentReference"/>
+        </w:rPr>
+        <w:commentReference w:id="63"/>
+      </w:r>
+      <w:commentRangeEnd w:id="62"/>
+      <w:r>
+        <w:rPr>
+          <w:rStyle w:val="CommentReference"/>
+        </w:rPr>
+        <w:commentReference w:id="62"/>
+      </w:r>
+      <w:commentRangeEnd w:id="61"/>
+      <w:r>
+        <w:rPr>
+          <w:rStyle w:val="CommentReference"/>
+        </w:rPr>
+        <w:commentReference w:id="61"/>
+      </w:r>
+      <w:commentRangeEnd w:id="60"/>
+      <w:r>
+        <w:rPr>
+          <w:rStyle w:val="CommentReference"/>
+        </w:rPr>
+        <w:commentReference w:id="60"/>
       </w:r>
     </w:p>
     <w:p>
@@ -6592,12 +7216,20 @@
                 <w:szCs w:val="24"/>
               </w:rPr>
             </w:pPr>
+            <w:commentRangeStart w:id="82"/>
             <w:r>
               <w:rPr>
                 <w:sz w:val="24"/>
                 <w:szCs w:val="24"/>
               </w:rPr>
               <w:t xml:space="preserve">{{ customer_signatory_position }}</w:t>
+            </w:r>
+            <w:commentRangeEnd w:id="82"/>
+            <w:r>
+              <w:rPr>
+                <w:rStyle w:val="CommentReference"/>
+              </w:rPr>
+              <w:commentReference w:id="82"/>
             </w:r>
           </w:p>
           <w:p>
@@ -6623,12 +7255,20 @@
                 <w:szCs w:val="24"/>
               </w:rPr>
             </w:pPr>
+            <w:commentRangeStart w:id="83"/>
             <w:r>
               <w:rPr>
                 <w:sz w:val="24"/>
                 <w:szCs w:val="24"/>
               </w:rPr>
               <w:t xml:space="preserve">_________________ / {{ customer_signatory_name_initials }}</w:t>
+            </w:r>
+            <w:commentRangeEnd w:id="83"/>
+            <w:r>
+              <w:rPr>
+                <w:rStyle w:val="CommentReference"/>
+              </w:rPr>
+              <w:commentReference w:id="83"/>
             </w:r>
           </w:p>
           <w:p>
@@ -6852,12 +7492,44 @@
           <w:szCs w:val="24"/>
         </w:rPr>
       </w:pPr>
+      <w:commentRangeStart w:id="64"/>
+      <w:commentRangeStart w:id="65"/>
+      <w:commentRangeStart w:id="66"/>
+      <w:commentRangeStart w:id="67"/>
       <w:r>
         <w:rPr>
           <w:sz w:val="24"/>
           <w:szCs w:val="24"/>
         </w:rPr>
         <w:t xml:space="preserve">от «{{ contract_date_day }}» {{ contract_date_month }} {{ contract_date_year }} г. № {{ contract_number }}</w:t>
+      </w:r>
+      <w:commentRangeEnd w:id="67"/>
+      <w:r>
+        <w:rPr>
+          <w:rStyle w:val="CommentReference"/>
+        </w:rPr>
+        <w:commentReference w:id="67"/>
+      </w:r>
+      <w:commentRangeEnd w:id="66"/>
+      <w:r>
+        <w:rPr>
+          <w:rStyle w:val="CommentReference"/>
+        </w:rPr>
+        <w:commentReference w:id="66"/>
+      </w:r>
+      <w:commentRangeEnd w:id="65"/>
+      <w:r>
+        <w:rPr>
+          <w:rStyle w:val="CommentReference"/>
+        </w:rPr>
+        <w:commentReference w:id="65"/>
+      </w:r>
+      <w:commentRangeEnd w:id="64"/>
+      <w:r>
+        <w:rPr>
+          <w:rStyle w:val="CommentReference"/>
+        </w:rPr>
+        <w:commentReference w:id="64"/>
       </w:r>
     </w:p>
     <w:p>
@@ -6938,6 +7610,1355 @@
     </w:sectPr>
   </w:body>
 </w:document>
+</file>
+
+<file path=word/comments.xml><?xml version="1.0" encoding="utf-8"?>
+<w:comments xmlns:a="http://schemas.openxmlformats.org/drawingml/2006/main" xmlns:pic="http://schemas.openxmlformats.org/drawingml/2006/picture" xmlns:r="http://schemas.openxmlformats.org/officeDocument/2006/relationships" xmlns:w="http://schemas.openxmlformats.org/wordprocessingml/2006/main" xmlns:wp="http://schemas.openxmlformats.org/drawingml/2006/wordprocessingDrawing" xmlns:mc="http://schemas.openxmlformats.org/markup-compatibility/2006" xmlns:a14="http://schemas.microsoft.com/office/drawing/2010/main" xmlns:w14="http://schemas.microsoft.com/office/word/2010/wordml" xmlns:wpc="http://schemas.microsoft.com/office/word/2010/wordprocessingCanvas">
+  <w:comment w:id="0" w:author="Подсказка" w:initials="П" w:date="2026-01-01T00:00:00Z">
+    <w:p>
+      <w:pPr>
+        <w:pStyle w:val="CommentText"/>
+      </w:pPr>
+      <w:r>
+        <w:rPr>
+          <w:rStyle w:val="CommentReference"/>
+        </w:rPr>
+        <w:annotationRef/>
+      </w:r>
+      <w:r>
+        <w:t>Номер договора. Пример: 2026/42</w:t>
+      </w:r>
+    </w:p>
+  </w:comment>
+  <w:comment w:id="1" w:author="Подсказка" w:initials="П" w:date="2026-01-01T00:00:00Z">
+    <w:p>
+      <w:pPr>
+        <w:pStyle w:val="CommentText"/>
+      </w:pPr>
+      <w:r>
+        <w:rPr>
+          <w:rStyle w:val="CommentReference"/>
+        </w:rPr>
+        <w:annotationRef/>
+      </w:r>
+      <w:r>
+        <w:t>Город заключения договора. Пример: Москва</w:t>
+      </w:r>
+    </w:p>
+  </w:comment>
+  <w:comment w:id="2" w:author="Подсказка" w:initials="П" w:date="2026-01-01T00:00:00Z">
+    <w:p>
+      <w:pPr>
+        <w:pStyle w:val="CommentText"/>
+      </w:pPr>
+      <w:r>
+        <w:rPr>
+          <w:rStyle w:val="CommentReference"/>
+        </w:rPr>
+        <w:annotationRef/>
+      </w:r>
+      <w:r>
+        <w:t>День. Пример: 15</w:t>
+      </w:r>
+    </w:p>
+  </w:comment>
+  <w:comment w:id="3" w:author="Подсказка" w:initials="П" w:date="2026-01-01T00:00:00Z">
+    <w:p>
+      <w:pPr>
+        <w:pStyle w:val="CommentText"/>
+      </w:pPr>
+      <w:r>
+        <w:rPr>
+          <w:rStyle w:val="CommentReference"/>
+        </w:rPr>
+        <w:annotationRef/>
+      </w:r>
+      <w:r>
+        <w:t>Месяц прописью. Пример: января</w:t>
+      </w:r>
+    </w:p>
+  </w:comment>
+  <w:comment w:id="4" w:author="Подсказка" w:initials="П" w:date="2026-01-01T00:00:00Z">
+    <w:p>
+      <w:pPr>
+        <w:pStyle w:val="CommentText"/>
+      </w:pPr>
+      <w:r>
+        <w:rPr>
+          <w:rStyle w:val="CommentReference"/>
+        </w:rPr>
+        <w:annotationRef/>
+      </w:r>
+      <w:r>
+        <w:t>Год. Пример: 2026</w:t>
+      </w:r>
+    </w:p>
+  </w:comment>
+  <w:comment w:id="5" w:author="Подсказка" w:initials="П" w:date="2026-01-01T00:00:00Z">
+    <w:p>
+      <w:pPr>
+        <w:pStyle w:val="CommentText"/>
+      </w:pPr>
+      <w:r>
+        <w:rPr>
+          <w:rStyle w:val="CommentReference"/>
+        </w:rPr>
+        <w:annotationRef/>
+      </w:r>
+      <w:r>
+        <w:t>Полное наименование. Пример: Автономная некоммерческая организация «ВСКС»</w:t>
+      </w:r>
+    </w:p>
+  </w:comment>
+  <w:comment w:id="6" w:author="Подсказка" w:initials="П" w:date="2026-01-01T00:00:00Z">
+    <w:p>
+      <w:pPr>
+        <w:pStyle w:val="CommentText"/>
+      </w:pPr>
+      <w:r>
+        <w:rPr>
+          <w:rStyle w:val="CommentReference"/>
+        </w:rPr>
+        <w:annotationRef/>
+      </w:r>
+      <w:r>
+        <w:t>Краткое наименование Заказчика (из карточки организации). Пример: АНО «ВСКС»</w:t>
+      </w:r>
+    </w:p>
+  </w:comment>
+  <w:comment w:id="7" w:author="Подсказка" w:initials="П" w:date="2026-01-01T00:00:00Z">
+    <w:p>
+      <w:pPr>
+        <w:pStyle w:val="CommentText"/>
+      </w:pPr>
+      <w:r>
+        <w:rPr>
+          <w:rStyle w:val="CommentReference"/>
+        </w:rPr>
+        <w:annotationRef/>
+      </w:r>
+      <w:r>
+        <w:t>Должность подписанта. Пример: Президент</w:t>
+      </w:r>
+    </w:p>
+  </w:comment>
+  <w:comment w:id="8" w:author="Подсказка" w:initials="П" w:date="2026-01-01T00:00:00Z">
+    <w:p>
+      <w:pPr>
+        <w:pStyle w:val="CommentText"/>
+      </w:pPr>
+      <w:r>
+        <w:rPr>
+          <w:rStyle w:val="CommentReference"/>
+        </w:rPr>
+        <w:annotationRef/>
+      </w:r>
+      <w:r>
+        <w:t>ФИО подписанта (им.падеж). Пример: Козеев Евгений Викторович</w:t>
+      </w:r>
+    </w:p>
+  </w:comment>
+  <w:comment w:id="9" w:author="Подсказка" w:initials="П" w:date="2026-01-01T00:00:00Z">
+    <w:p>
+      <w:pPr>
+        <w:pStyle w:val="CommentText"/>
+      </w:pPr>
+      <w:r>
+        <w:rPr>
+          <w:rStyle w:val="CommentReference"/>
+        </w:rPr>
+        <w:annotationRef/>
+      </w:r>
+      <w:r>
+        <w:t>Основание полномочий. Пример: Устава</w:t>
+      </w:r>
+    </w:p>
+  </w:comment>
+  <w:comment w:id="10" w:author="Подсказка" w:initials="П" w:date="2026-01-01T00:00:00Z">
+    <w:p>
+      <w:pPr>
+        <w:pStyle w:val="CommentText"/>
+      </w:pPr>
+      <w:r>
+        <w:rPr>
+          <w:rStyle w:val="CommentReference"/>
+        </w:rPr>
+        <w:annotationRef/>
+      </w:r>
+      <w:r>
+        <w:t>Печатается, если контрагент НЕ индивидуальный предприниматель</w:t>
+      </w:r>
+    </w:p>
+  </w:comment>
+  <w:comment w:id="11" w:author="Подсказка" w:initials="П" w:date="2026-01-01T00:00:00Z">
+    <w:p>
+      <w:pPr>
+        <w:pStyle w:val="CommentText"/>
+      </w:pPr>
+      <w:r>
+        <w:rPr>
+          <w:rStyle w:val="CommentReference"/>
+        </w:rPr>
+        <w:annotationRef/>
+      </w:r>
+      <w:r>
+        <w:t>Полное наименование контрагента. Пример: Общество с ограниченной ответственностью «Ромашка»</w:t>
+      </w:r>
+    </w:p>
+  </w:comment>
+  <w:comment w:id="12" w:author="Подсказка" w:initials="П" w:date="2026-01-01T00:00:00Z">
+    <w:p>
+      <w:pPr>
+        <w:pStyle w:val="CommentText"/>
+      </w:pPr>
+      <w:r>
+        <w:rPr>
+          <w:rStyle w:val="CommentReference"/>
+        </w:rPr>
+        <w:annotationRef/>
+      </w:r>
+      <w:r>
+        <w:t>Краткое наименование Подрядчика (из карточки контрагента). Пример: ООО «Ромашка»</w:t>
+      </w:r>
+    </w:p>
+  </w:comment>
+  <w:comment w:id="13" w:author="Подсказка" w:initials="П" w:date="2026-01-01T00:00:00Z">
+    <w:p>
+      <w:pPr>
+        <w:pStyle w:val="CommentText"/>
+      </w:pPr>
+      <w:r>
+        <w:rPr>
+          <w:rStyle w:val="CommentReference"/>
+        </w:rPr>
+        <w:annotationRef/>
+      </w:r>
+      <w:r>
+        <w:t>Должность подписанта. Пример: Генеральный директор</w:t>
+      </w:r>
+    </w:p>
+  </w:comment>
+  <w:comment w:id="14" w:author="Подсказка" w:initials="П" w:date="2026-01-01T00:00:00Z">
+    <w:p>
+      <w:pPr>
+        <w:pStyle w:val="CommentText"/>
+      </w:pPr>
+      <w:r>
+        <w:rPr>
+          <w:rStyle w:val="CommentReference"/>
+        </w:rPr>
+        <w:annotationRef/>
+      </w:r>
+      <w:r>
+        <w:t>ФИО в им.падеже. Пример: Петров Пётр Петрович</w:t>
+      </w:r>
+    </w:p>
+  </w:comment>
+  <w:comment w:id="15" w:author="Подсказка" w:initials="П" w:date="2026-01-01T00:00:00Z">
+    <w:p>
+      <w:pPr>
+        <w:pStyle w:val="CommentText"/>
+      </w:pPr>
+      <w:r>
+        <w:rPr>
+          <w:rStyle w:val="CommentReference"/>
+        </w:rPr>
+        <w:annotationRef/>
+      </w:r>
+      <w:r>
+        <w:t>Основание полномочий. Пример: Устава</w:t>
+      </w:r>
+    </w:p>
+  </w:comment>
+  <w:comment w:id="16" w:author="Подсказка" w:initials="П" w:date="2026-01-01T00:00:00Z">
+    <w:p>
+      <w:pPr>
+        <w:pStyle w:val="CommentText"/>
+      </w:pPr>
+      <w:r>
+        <w:rPr>
+          <w:rStyle w:val="CommentReference"/>
+        </w:rPr>
+        <w:annotationRef/>
+      </w:r>
+      <w:r>
+        <w:t>Иначе — противоположный случай к условию выше</w:t>
+      </w:r>
+    </w:p>
+  </w:comment>
+  <w:comment w:id="17" w:author="Подсказка" w:initials="П" w:date="2026-01-01T00:00:00Z">
+    <w:p>
+      <w:pPr>
+        <w:pStyle w:val="CommentText"/>
+      </w:pPr>
+      <w:r>
+        <w:rPr>
+          <w:rStyle w:val="CommentReference"/>
+        </w:rPr>
+        <w:annotationRef/>
+      </w:r>
+      <w:r>
+        <w:t>Полное наименование контрагента. Пример: Общество с ограниченной ответственностью «Ромашка»</w:t>
+      </w:r>
+    </w:p>
+  </w:comment>
+  <w:comment w:id="18" w:author="Подсказка" w:initials="П" w:date="2026-01-01T00:00:00Z">
+    <w:p>
+      <w:pPr>
+        <w:pStyle w:val="CommentText"/>
+      </w:pPr>
+      <w:r>
+        <w:rPr>
+          <w:rStyle w:val="CommentReference"/>
+        </w:rPr>
+        <w:annotationRef/>
+      </w:r>
+      <w:r>
+        <w:t>Краткое наименование Подрядчика (из карточки контрагента). Пример: ООО «Ромашка»</w:t>
+      </w:r>
+    </w:p>
+  </w:comment>
+  <w:comment w:id="19" w:author="Подсказка" w:initials="П" w:date="2026-01-01T00:00:00Z">
+    <w:p>
+      <w:pPr>
+        <w:pStyle w:val="CommentText"/>
+      </w:pPr>
+      <w:r>
+        <w:rPr>
+          <w:rStyle w:val="CommentReference"/>
+        </w:rPr>
+        <w:annotationRef/>
+      </w:r>
+      <w:r>
+        <w:t>ОГРНИП (только для ИП). Пример: 304770000000001</w:t>
+      </w:r>
+    </w:p>
+  </w:comment>
+  <w:comment w:id="20" w:author="Подсказка" w:initials="П" w:date="2026-01-01T00:00:00Z">
+    <w:p>
+      <w:pPr>
+        <w:pStyle w:val="CommentText"/>
+      </w:pPr>
+      <w:r>
+        <w:rPr>
+          <w:rStyle w:val="CommentReference"/>
+        </w:rPr>
+        <w:annotationRef/>
+      </w:r>
+      <w:r>
+        <w:t>Конец условия</w:t>
+      </w:r>
+    </w:p>
+  </w:comment>
+  <w:comment w:id="21" w:author="Подсказка" w:initials="П" w:date="2026-01-01T00:00:00Z">
+    <w:p>
+      <w:pPr>
+        <w:pStyle w:val="CommentText"/>
+      </w:pPr>
+      <w:r>
+        <w:rPr>
+          <w:rStyle w:val="CommentReference"/>
+        </w:rPr>
+        <w:annotationRef/>
+      </w:r>
+      <w:r>
+        <w:t>Предмет услуг (синоним subject). Пример: Оказание услуг связи</w:t>
+      </w:r>
+    </w:p>
+  </w:comment>
+  <w:comment w:id="22" w:author="Подсказка" w:initials="П" w:date="2026-01-01T00:00:00Z">
+    <w:p>
+      <w:pPr>
+        <w:pStyle w:val="CommentText"/>
+      </w:pPr>
+      <w:r>
+        <w:rPr>
+          <w:rStyle w:val="CommentReference"/>
+        </w:rPr>
+        <w:annotationRef/>
+      </w:r>
+      <w:r>
+        <w:t>Печатается, если указана дата начала оказания услуг</w:t>
+      </w:r>
+    </w:p>
+  </w:comment>
+  <w:comment w:id="23" w:author="Подсказка" w:initials="П" w:date="2026-01-01T00:00:00Z">
+    <w:p>
+      <w:pPr>
+        <w:pStyle w:val="CommentText"/>
+      </w:pPr>
+      <w:r>
+        <w:rPr>
+          <w:rStyle w:val="CommentReference"/>
+        </w:rPr>
+        <w:annotationRef/>
+      </w:r>
+      <w:r>
+        <w:t>Начало оказания услуг. Пример: 15.01.2026</w:t>
+      </w:r>
+    </w:p>
+  </w:comment>
+  <w:comment w:id="24" w:author="Подсказка" w:initials="П" w:date="2026-01-01T00:00:00Z">
+    <w:p>
+      <w:pPr>
+        <w:pStyle w:val="CommentText"/>
+      </w:pPr>
+      <w:r>
+        <w:rPr>
+          <w:rStyle w:val="CommentReference"/>
+        </w:rPr>
+        <w:annotationRef/>
+      </w:r>
+      <w:r>
+        <w:t>Иначе — противоположный случай к условию выше</w:t>
+      </w:r>
+    </w:p>
+  </w:comment>
+  <w:comment w:id="25" w:author="Подсказка" w:initials="П" w:date="2026-01-01T00:00:00Z">
+    <w:p>
+      <w:pPr>
+        <w:pStyle w:val="CommentText"/>
+      </w:pPr>
+      <w:r>
+        <w:rPr>
+          <w:rStyle w:val="CommentReference"/>
+        </w:rPr>
+        <w:annotationRef/>
+      </w:r>
+      <w:r>
+        <w:t>Конец условия</w:t>
+      </w:r>
+    </w:p>
+  </w:comment>
+  <w:comment w:id="26" w:author="Подсказка" w:initials="П" w:date="2026-01-01T00:00:00Z">
+    <w:p>
+      <w:pPr>
+        <w:pStyle w:val="CommentText"/>
+      </w:pPr>
+      <w:r>
+        <w:rPr>
+          <w:rStyle w:val="CommentReference"/>
+        </w:rPr>
+        <w:annotationRef/>
+      </w:r>
+      <w:r>
+        <w:t>Конец оказания услуг. Пример: 28.02.2026</w:t>
+      </w:r>
+    </w:p>
+  </w:comment>
+  <w:comment w:id="27" w:author="Подсказка" w:initials="П" w:date="2026-01-01T00:00:00Z">
+    <w:p>
+      <w:pPr>
+        <w:pStyle w:val="CommentText"/>
+      </w:pPr>
+      <w:r>
+        <w:rPr>
+          <w:rStyle w:val="CommentReference"/>
+        </w:rPr>
+        <w:annotationRef/>
+      </w:r>
+      <w:r>
+        <w:t>Дата оказания (разовая). Пример: 20.01.2026</w:t>
+      </w:r>
+    </w:p>
+  </w:comment>
+  <w:comment w:id="28" w:author="Подсказка" w:initials="П" w:date="2026-01-01T00:00:00Z">
+    <w:p>
+      <w:pPr>
+        <w:pStyle w:val="CommentText"/>
+      </w:pPr>
+      <w:r>
+        <w:rPr>
+          <w:rStyle w:val="CommentReference"/>
+        </w:rPr>
+        <w:annotationRef/>
+      </w:r>
+      <w:r>
+        <w:t>Наименование министерства, предоставившего субсидию. Пример: Министерство труда и социальной защиты Российской Федерации</w:t>
+      </w:r>
+    </w:p>
+  </w:comment>
+  <w:comment w:id="29" w:author="Подсказка" w:initials="П" w:date="2026-01-01T00:00:00Z">
+    <w:p>
+      <w:pPr>
+        <w:pStyle w:val="CommentText"/>
+      </w:pPr>
+      <w:r>
+        <w:rPr>
+          <w:rStyle w:val="CommentReference"/>
+        </w:rPr>
+        <w:annotationRef/>
+      </w:r>
+      <w:r>
+        <w:t>Номер соглашения о предоставлении субсидии. Пример: 091-10-2026-008</w:t>
+      </w:r>
+    </w:p>
+  </w:comment>
+  <w:comment w:id="30" w:author="Подсказка" w:initials="П" w:date="2026-01-01T00:00:00Z">
+    <w:p>
+      <w:pPr>
+        <w:pStyle w:val="CommentText"/>
+      </w:pPr>
+      <w:r>
+        <w:rPr>
+          <w:rStyle w:val="CommentReference"/>
+        </w:rPr>
+        <w:annotationRef/>
+      </w:r>
+      <w:r>
+        <w:t>Дата соглашения о предоставлении субсидии. Пример: 28.01.2026</w:t>
+      </w:r>
+    </w:p>
+  </w:comment>
+  <w:comment w:id="31" w:author="Подсказка" w:initials="П" w:date="2026-01-01T00:00:00Z">
+    <w:p>
+      <w:pPr>
+        <w:pStyle w:val="CommentText"/>
+      </w:pPr>
+      <w:r>
+        <w:rPr>
+          <w:rStyle w:val="CommentReference"/>
+        </w:rPr>
+        <w:annotationRef/>
+      </w:r>
+      <w:r>
+        <w:t>Печатается, если исполнитель вправе привлекать третьих лиц</w:t>
+      </w:r>
+    </w:p>
+  </w:comment>
+  <w:comment w:id="32" w:author="Подсказка" w:initials="П" w:date="2026-01-01T00:00:00Z">
+    <w:p>
+      <w:pPr>
+        <w:pStyle w:val="CommentText"/>
+      </w:pPr>
+      <w:r>
+        <w:rPr>
+          <w:rStyle w:val="CommentReference"/>
+        </w:rPr>
+        <w:annotationRef/>
+      </w:r>
+      <w:r>
+        <w:t>Иначе — противоположный случай к условию выше</w:t>
+      </w:r>
+    </w:p>
+  </w:comment>
+  <w:comment w:id="33" w:author="Подсказка" w:initials="П" w:date="2026-01-01T00:00:00Z">
+    <w:p>
+      <w:pPr>
+        <w:pStyle w:val="CommentText"/>
+      </w:pPr>
+      <w:r>
+        <w:rPr>
+          <w:rStyle w:val="CommentReference"/>
+        </w:rPr>
+        <w:annotationRef/>
+      </w:r>
+      <w:r>
+        <w:t>Конец условия</w:t>
+      </w:r>
+    </w:p>
+  </w:comment>
+  <w:comment w:id="34" w:author="Подсказка" w:initials="П" w:date="2026-01-01T00:00:00Z">
+    <w:p>
+      <w:pPr>
+        <w:pStyle w:val="CommentText"/>
+      </w:pPr>
+      <w:r>
+        <w:rPr>
+          <w:rStyle w:val="CommentReference"/>
+        </w:rPr>
+        <w:annotationRef/>
+      </w:r>
+      <w:r>
+        <w:t>Печатается, если исполнитель вправе привлекать третьих лиц</w:t>
+      </w:r>
+    </w:p>
+  </w:comment>
+  <w:comment w:id="35" w:author="Подсказка" w:initials="П" w:date="2026-01-01T00:00:00Z">
+    <w:p>
+      <w:pPr>
+        <w:pStyle w:val="CommentText"/>
+      </w:pPr>
+      <w:r>
+        <w:rPr>
+          <w:rStyle w:val="CommentReference"/>
+        </w:rPr>
+        <w:annotationRef/>
+      </w:r>
+      <w:r>
+        <w:t>Конец условия</w:t>
+      </w:r>
+    </w:p>
+  </w:comment>
+  <w:comment w:id="36" w:author="Подсказка" w:initials="П" w:date="2026-01-01T00:00:00Z">
+    <w:p>
+      <w:pPr>
+        <w:pStyle w:val="CommentText"/>
+      </w:pPr>
+      <w:r>
+        <w:rPr>
+          <w:rStyle w:val="CommentReference"/>
+        </w:rPr>
+        <w:annotationRef/>
+      </w:r>
+      <w:r>
+        <w:t>Цена без валюты. Пример: 130 000,00</w:t>
+      </w:r>
+    </w:p>
+  </w:comment>
+  <w:comment w:id="37" w:author="Подсказка" w:initials="П" w:date="2026-01-01T00:00:00Z">
+    <w:p>
+      <w:pPr>
+        <w:pStyle w:val="CommentText"/>
+      </w:pPr>
+      <w:r>
+        <w:rPr>
+          <w:rStyle w:val="CommentReference"/>
+        </w:rPr>
+        <w:annotationRef/>
+      </w:r>
+      <w:r>
+        <w:t>Цена прописью. Пример: сто тридцать тысяч рублей 00 копеек</w:t>
+      </w:r>
+    </w:p>
+  </w:comment>
+  <w:comment w:id="38" w:author="Подсказка" w:initials="П" w:date="2026-01-01T00:00:00Z">
+    <w:p>
+      <w:pPr>
+        <w:pStyle w:val="CommentText"/>
+      </w:pPr>
+      <w:r>
+        <w:rPr>
+          <w:rStyle w:val="CommentReference"/>
+        </w:rPr>
+        <w:annotationRef/>
+      </w:r>
+      <w:r>
+        <w:t>Печатается, если договор с НДС</w:t>
+      </w:r>
+    </w:p>
+  </w:comment>
+  <w:comment w:id="39" w:author="Подсказка" w:initials="П" w:date="2026-01-01T00:00:00Z">
+    <w:p>
+      <w:pPr>
+        <w:pStyle w:val="CommentText"/>
+      </w:pPr>
+      <w:r>
+        <w:rPr>
+          <w:rStyle w:val="CommentReference"/>
+        </w:rPr>
+        <w:annotationRef/>
+      </w:r>
+      <w:r>
+        <w:t>Ставка НДС. Пример: 20</w:t>
+      </w:r>
+    </w:p>
+  </w:comment>
+  <w:comment w:id="40" w:author="Подсказка" w:initials="П" w:date="2026-01-01T00:00:00Z">
+    <w:p>
+      <w:pPr>
+        <w:pStyle w:val="CommentText"/>
+      </w:pPr>
+      <w:r>
+        <w:rPr>
+          <w:rStyle w:val="CommentReference"/>
+        </w:rPr>
+        <w:annotationRef/>
+      </w:r>
+      <w:r>
+        <w:t>Сумма НДС цифрами. Пример: 21 666,67</w:t>
+      </w:r>
+    </w:p>
+  </w:comment>
+  <w:comment w:id="41" w:author="Подсказка" w:initials="П" w:date="2026-01-01T00:00:00Z">
+    <w:p>
+      <w:pPr>
+        <w:pStyle w:val="CommentText"/>
+      </w:pPr>
+      <w:r>
+        <w:rPr>
+          <w:rStyle w:val="CommentReference"/>
+        </w:rPr>
+        <w:annotationRef/>
+      </w:r>
+      <w:r>
+        <w:t>Сумма НДС прописью. Пример: двадцать одна тысяча 666 руб. 67 коп.</w:t>
+      </w:r>
+    </w:p>
+  </w:comment>
+  <w:comment w:id="42" w:author="Подсказка" w:initials="П" w:date="2026-01-01T00:00:00Z">
+    <w:p>
+      <w:pPr>
+        <w:pStyle w:val="CommentText"/>
+      </w:pPr>
+      <w:r>
+        <w:rPr>
+          <w:rStyle w:val="CommentReference"/>
+        </w:rPr>
+        <w:annotationRef/>
+      </w:r>
+      <w:r>
+        <w:t>Иначе — противоположный случай к условию выше</w:t>
+      </w:r>
+    </w:p>
+  </w:comment>
+  <w:comment w:id="43" w:author="Подсказка" w:initials="П" w:date="2026-01-01T00:00:00Z">
+    <w:p>
+      <w:pPr>
+        <w:pStyle w:val="CommentText"/>
+      </w:pPr>
+      <w:r>
+        <w:rPr>
+          <w:rStyle w:val="CommentReference"/>
+        </w:rPr>
+        <w:annotationRef/>
+      </w:r>
+      <w:r>
+        <w:t>Статья освобождения от НДС. Пример: ст. 149 НК РФ</w:t>
+      </w:r>
+    </w:p>
+  </w:comment>
+  <w:comment w:id="44" w:author="Подсказка" w:initials="П" w:date="2026-01-01T00:00:00Z">
+    <w:p>
+      <w:pPr>
+        <w:pStyle w:val="CommentText"/>
+      </w:pPr>
+      <w:r>
+        <w:rPr>
+          <w:rStyle w:val="CommentReference"/>
+        </w:rPr>
+        <w:annotationRef/>
+      </w:r>
+      <w:r>
+        <w:t>Конец условия</w:t>
+      </w:r>
+    </w:p>
+  </w:comment>
+  <w:comment w:id="45" w:author="Подсказка" w:initials="П" w:date="2026-01-01T00:00:00Z">
+    <w:p>
+      <w:pPr>
+        <w:pStyle w:val="CommentText"/>
+      </w:pPr>
+      <w:r>
+        <w:rPr>
+          <w:rStyle w:val="CommentReference"/>
+        </w:rPr>
+        <w:annotationRef/>
+      </w:r>
+      <w:r>
+        <w:t>Печатается, если договор БЕЗ НДС</w:t>
+      </w:r>
+    </w:p>
+  </w:comment>
+  <w:comment w:id="46" w:author="Подсказка" w:initials="П" w:date="2026-01-01T00:00:00Z">
+    <w:p>
+      <w:pPr>
+        <w:pStyle w:val="CommentText"/>
+      </w:pPr>
+      <w:r>
+        <w:rPr>
+          <w:rStyle w:val="CommentReference"/>
+        </w:rPr>
+        <w:annotationRef/>
+      </w:r>
+      <w:r>
+        <w:t>Конец условия</w:t>
+      </w:r>
+    </w:p>
+  </w:comment>
+  <w:comment w:id="47" w:author="Подсказка" w:initials="П" w:date="2026-01-01T00:00:00Z">
+    <w:p>
+      <w:pPr>
+        <w:pStyle w:val="CommentText"/>
+      </w:pPr>
+      <w:r>
+        <w:rPr>
+          <w:rStyle w:val="CommentReference"/>
+        </w:rPr>
+        <w:annotationRef/>
+      </w:r>
+      <w:r>
+        <w:t>Печатается, если договор с НДС</w:t>
+      </w:r>
+    </w:p>
+  </w:comment>
+  <w:comment w:id="48" w:author="Подсказка" w:initials="П" w:date="2026-01-01T00:00:00Z">
+    <w:p>
+      <w:pPr>
+        <w:pStyle w:val="CommentText"/>
+      </w:pPr>
+      <w:r>
+        <w:rPr>
+          <w:rStyle w:val="CommentReference"/>
+        </w:rPr>
+        <w:annotationRef/>
+      </w:r>
+      <w:r>
+        <w:t>Конец условия</w:t>
+      </w:r>
+    </w:p>
+  </w:comment>
+  <w:comment w:id="49" w:author="Подсказка" w:initials="П" w:date="2026-01-01T00:00:00Z">
+    <w:p>
+      <w:pPr>
+        <w:pStyle w:val="CommentText"/>
+      </w:pPr>
+      <w:r>
+        <w:rPr>
+          <w:rStyle w:val="CommentReference"/>
+        </w:rPr>
+        <w:annotationRef/>
+      </w:r>
+      <w:r>
+        <w:t>Наименование министерства, предоставившего субсидию. Пример: Министерство труда и социальной защиты Российской Федерации</w:t>
+      </w:r>
+    </w:p>
+  </w:comment>
+  <w:comment w:id="50" w:author="Подсказка" w:initials="П" w:date="2026-01-01T00:00:00Z">
+    <w:p>
+      <w:pPr>
+        <w:pStyle w:val="CommentText"/>
+      </w:pPr>
+      <w:r>
+        <w:rPr>
+          <w:rStyle w:val="CommentReference"/>
+        </w:rPr>
+        <w:annotationRef/>
+      </w:r>
+      <w:r>
+        <w:t>Номер соглашения о предоставлении субсидии. Пример: 091-10-2026-008</w:t>
+      </w:r>
+    </w:p>
+  </w:comment>
+  <w:comment w:id="51" w:author="Подсказка" w:initials="П" w:date="2026-01-01T00:00:00Z">
+    <w:p>
+      <w:pPr>
+        <w:pStyle w:val="CommentText"/>
+      </w:pPr>
+      <w:r>
+        <w:rPr>
+          <w:rStyle w:val="CommentReference"/>
+        </w:rPr>
+        <w:annotationRef/>
+      </w:r>
+      <w:r>
+        <w:t>Дата соглашения о предоставлении субсидии. Пример: 28.01.2026</w:t>
+      </w:r>
+    </w:p>
+  </w:comment>
+  <w:comment w:id="52" w:author="Подсказка" w:initials="П" w:date="2026-01-01T00:00:00Z">
+    <w:p>
+      <w:pPr>
+        <w:pStyle w:val="CommentText"/>
+      </w:pPr>
+      <w:r>
+        <w:rPr>
+          <w:rStyle w:val="CommentReference"/>
+        </w:rPr>
+        <w:annotationRef/>
+      </w:r>
+      <w:r>
+        <w:t>Наименование министерства, предоставившего субсидию. Пример: Министерство труда и социальной защиты Российской Федерации</w:t>
+      </w:r>
+    </w:p>
+  </w:comment>
+  <w:comment w:id="53" w:author="Подсказка" w:initials="П" w:date="2026-01-01T00:00:00Z">
+    <w:p>
+      <w:pPr>
+        <w:pStyle w:val="CommentText"/>
+      </w:pPr>
+      <w:r>
+        <w:rPr>
+          <w:rStyle w:val="CommentReference"/>
+        </w:rPr>
+        <w:annotationRef/>
+      </w:r>
+      <w:r>
+        <w:t>Наименование министерства, предоставившего субсидию. Пример: Министерство труда и социальной защиты Российской Федерации</w:t>
+      </w:r>
+    </w:p>
+  </w:comment>
+  <w:comment w:id="54" w:author="Подсказка" w:initials="П" w:date="2026-01-01T00:00:00Z">
+    <w:p>
+      <w:pPr>
+        <w:pStyle w:val="CommentText"/>
+      </w:pPr>
+      <w:r>
+        <w:rPr>
+          <w:rStyle w:val="CommentReference"/>
+        </w:rPr>
+        <w:annotationRef/>
+      </w:r>
+      <w:r>
+        <w:t>Печатается, если у договора задана дата окончания. Иначе договор действует до полного исполнения обязательств</w:t>
+      </w:r>
+    </w:p>
+  </w:comment>
+  <w:comment w:id="55" w:author="Подсказка" w:initials="П" w:date="2026-01-01T00:00:00Z">
+    <w:p>
+      <w:pPr>
+        <w:pStyle w:val="CommentText"/>
+      </w:pPr>
+      <w:r>
+        <w:rPr>
+          <w:rStyle w:val="CommentReference"/>
+        </w:rPr>
+        <w:annotationRef/>
+      </w:r>
+      <w:r>
+        <w:t>Дата окончания действия договора. Если пусто — договор действует до полного исполнения обязательств. Пример: 31.12.2026</w:t>
+      </w:r>
+    </w:p>
+  </w:comment>
+  <w:comment w:id="56" w:author="Подсказка" w:initials="П" w:date="2026-01-01T00:00:00Z">
+    <w:p>
+      <w:pPr>
+        <w:pStyle w:val="CommentText"/>
+      </w:pPr>
+      <w:r>
+        <w:rPr>
+          <w:rStyle w:val="CommentReference"/>
+        </w:rPr>
+        <w:annotationRef/>
+      </w:r>
+      <w:r>
+        <w:t>Иначе — противоположный случай к условию выше</w:t>
+      </w:r>
+    </w:p>
+  </w:comment>
+  <w:comment w:id="57" w:author="Подсказка" w:initials="П" w:date="2026-01-01T00:00:00Z">
+    <w:p>
+      <w:pPr>
+        <w:pStyle w:val="CommentText"/>
+      </w:pPr>
+      <w:r>
+        <w:rPr>
+          <w:rStyle w:val="CommentReference"/>
+        </w:rPr>
+        <w:annotationRef/>
+      </w:r>
+      <w:r>
+        <w:t>Конец условия</w:t>
+      </w:r>
+    </w:p>
+  </w:comment>
+  <w:comment w:id="58" w:author="Подсказка" w:initials="П" w:date="2026-01-01T00:00:00Z">
+    <w:p>
+      <w:pPr>
+        <w:pStyle w:val="CommentText"/>
+      </w:pPr>
+      <w:r>
+        <w:rPr>
+          <w:rStyle w:val="CommentReference"/>
+        </w:rPr>
+        <w:annotationRef/>
+      </w:r>
+      <w:r>
+        <w:t>Печатается, если договор заключается «задним числом» — условия применяются с даты начала работ (ст. 425 ГК РФ)</w:t>
+      </w:r>
+    </w:p>
+  </w:comment>
+  <w:comment w:id="59" w:author="Подсказка" w:initials="П" w:date="2026-01-01T00:00:00Z">
+    <w:p>
+      <w:pPr>
+        <w:pStyle w:val="CommentText"/>
+      </w:pPr>
+      <w:r>
+        <w:rPr>
+          <w:rStyle w:val="CommentReference"/>
+        </w:rPr>
+        <w:annotationRef/>
+      </w:r>
+      <w:r>
+        <w:t>Конец условия</w:t>
+      </w:r>
+    </w:p>
+  </w:comment>
+  <w:comment w:id="60" w:author="Подсказка" w:initials="П" w:date="2026-01-01T00:00:00Z">
+    <w:p>
+      <w:pPr>
+        <w:pStyle w:val="CommentText"/>
+      </w:pPr>
+      <w:r>
+        <w:rPr>
+          <w:rStyle w:val="CommentReference"/>
+        </w:rPr>
+        <w:annotationRef/>
+      </w:r>
+      <w:r>
+        <w:t>День. Пример: 15</w:t>
+      </w:r>
+    </w:p>
+  </w:comment>
+  <w:comment w:id="61" w:author="Подсказка" w:initials="П" w:date="2026-01-01T00:00:00Z">
+    <w:p>
+      <w:pPr>
+        <w:pStyle w:val="CommentText"/>
+      </w:pPr>
+      <w:r>
+        <w:rPr>
+          <w:rStyle w:val="CommentReference"/>
+        </w:rPr>
+        <w:annotationRef/>
+      </w:r>
+      <w:r>
+        <w:t>Месяц прописью. Пример: января</w:t>
+      </w:r>
+    </w:p>
+  </w:comment>
+  <w:comment w:id="62" w:author="Подсказка" w:initials="П" w:date="2026-01-01T00:00:00Z">
+    <w:p>
+      <w:pPr>
+        <w:pStyle w:val="CommentText"/>
+      </w:pPr>
+      <w:r>
+        <w:rPr>
+          <w:rStyle w:val="CommentReference"/>
+        </w:rPr>
+        <w:annotationRef/>
+      </w:r>
+      <w:r>
+        <w:t>Год. Пример: 2026</w:t>
+      </w:r>
+    </w:p>
+  </w:comment>
+  <w:comment w:id="63" w:author="Подсказка" w:initials="П" w:date="2026-01-01T00:00:00Z">
+    <w:p>
+      <w:pPr>
+        <w:pStyle w:val="CommentText"/>
+      </w:pPr>
+      <w:r>
+        <w:rPr>
+          <w:rStyle w:val="CommentReference"/>
+        </w:rPr>
+        <w:annotationRef/>
+      </w:r>
+      <w:r>
+        <w:t>Номер договора. Пример: 2026/42</w:t>
+      </w:r>
+    </w:p>
+  </w:comment>
+  <w:comment w:id="64" w:author="Подсказка" w:initials="П" w:date="2026-01-01T00:00:00Z">
+    <w:p>
+      <w:pPr>
+        <w:pStyle w:val="CommentText"/>
+      </w:pPr>
+      <w:r>
+        <w:rPr>
+          <w:rStyle w:val="CommentReference"/>
+        </w:rPr>
+        <w:annotationRef/>
+      </w:r>
+      <w:r>
+        <w:t>День. Пример: 15</w:t>
+      </w:r>
+    </w:p>
+  </w:comment>
+  <w:comment w:id="65" w:author="Подсказка" w:initials="П" w:date="2026-01-01T00:00:00Z">
+    <w:p>
+      <w:pPr>
+        <w:pStyle w:val="CommentText"/>
+      </w:pPr>
+      <w:r>
+        <w:rPr>
+          <w:rStyle w:val="CommentReference"/>
+        </w:rPr>
+        <w:annotationRef/>
+      </w:r>
+      <w:r>
+        <w:t>Месяц прописью. Пример: января</w:t>
+      </w:r>
+    </w:p>
+  </w:comment>
+  <w:comment w:id="66" w:author="Подсказка" w:initials="П" w:date="2026-01-01T00:00:00Z">
+    <w:p>
+      <w:pPr>
+        <w:pStyle w:val="CommentText"/>
+      </w:pPr>
+      <w:r>
+        <w:rPr>
+          <w:rStyle w:val="CommentReference"/>
+        </w:rPr>
+        <w:annotationRef/>
+      </w:r>
+      <w:r>
+        <w:t>Год. Пример: 2026</w:t>
+      </w:r>
+    </w:p>
+  </w:comment>
+  <w:comment w:id="67" w:author="Подсказка" w:initials="П" w:date="2026-01-01T00:00:00Z">
+    <w:p>
+      <w:pPr>
+        <w:pStyle w:val="CommentText"/>
+      </w:pPr>
+      <w:r>
+        <w:rPr>
+          <w:rStyle w:val="CommentReference"/>
+        </w:rPr>
+        <w:annotationRef/>
+      </w:r>
+      <w:r>
+        <w:t>Номер договора. Пример: 2026/42</w:t>
+      </w:r>
+    </w:p>
+  </w:comment>
+  <w:comment w:id="68" w:author="Подсказка" w:initials="П" w:date="2026-01-01T00:00:00Z">
+    <w:p>
+      <w:pPr>
+        <w:pStyle w:val="CommentText"/>
+      </w:pPr>
+      <w:r>
+        <w:rPr>
+          <w:rStyle w:val="CommentReference"/>
+        </w:rPr>
+        <w:annotationRef/>
+      </w:r>
+      <w:r>
+        <w:t>Юридический адрес. Пример: г. Москва, ул. Ленина, д. 1</w:t>
+      </w:r>
+    </w:p>
+  </w:comment>
+  <w:comment w:id="69" w:author="Подсказка" w:initials="П" w:date="2026-01-01T00:00:00Z">
+    <w:p>
+      <w:pPr>
+        <w:pStyle w:val="CommentText"/>
+      </w:pPr>
+      <w:r>
+        <w:rPr>
+          <w:rStyle w:val="CommentReference"/>
+        </w:rPr>
+        <w:annotationRef/>
+      </w:r>
+      <w:r>
+        <w:t>Юридический адрес. Пример: г. Москва, ул. Ленина, д. 1</w:t>
+      </w:r>
+    </w:p>
+  </w:comment>
+  <w:comment w:id="70" w:author="Подсказка" w:initials="П" w:date="2026-01-01T00:00:00Z">
+    <w:p>
+      <w:pPr>
+        <w:pStyle w:val="CommentText"/>
+      </w:pPr>
+      <w:r>
+        <w:rPr>
+          <w:rStyle w:val="CommentReference"/>
+        </w:rPr>
+        <w:annotationRef/>
+      </w:r>
+      <w:r>
+        <w:t>ИНН Заказчика. Пример: 7700000001</w:t>
+      </w:r>
+    </w:p>
+  </w:comment>
+  <w:comment w:id="71" w:author="Подсказка" w:initials="П" w:date="2026-01-01T00:00:00Z">
+    <w:p>
+      <w:pPr>
+        <w:pStyle w:val="CommentText"/>
+      </w:pPr>
+      <w:r>
+        <w:rPr>
+          <w:rStyle w:val="CommentReference"/>
+        </w:rPr>
+        <w:annotationRef/>
+      </w:r>
+      <w:r>
+        <w:t>КПП Заказчика. Пример: 770001001</w:t>
+      </w:r>
+    </w:p>
+  </w:comment>
+  <w:comment w:id="72" w:author="Подсказка" w:initials="П" w:date="2026-01-01T00:00:00Z">
+    <w:p>
+      <w:pPr>
+        <w:pStyle w:val="CommentText"/>
+      </w:pPr>
+      <w:r>
+        <w:rPr>
+          <w:rStyle w:val="CommentReference"/>
+        </w:rPr>
+        <w:annotationRef/>
+      </w:r>
+      <w:r>
+        <w:t>ОГРН Заказчика. Пример: 1027700000001</w:t>
+      </w:r>
+    </w:p>
+  </w:comment>
+  <w:comment w:id="73" w:author="Подсказка" w:initials="П" w:date="2026-01-01T00:00:00Z">
+    <w:p>
+      <w:pPr>
+        <w:pStyle w:val="CommentText"/>
+      </w:pPr>
+      <w:r>
+        <w:rPr>
+          <w:rStyle w:val="CommentReference"/>
+        </w:rPr>
+        <w:annotationRef/>
+      </w:r>
+      <w:r>
+        <w:t>Лицевой счёт заказчика в казначействе. Пример: 71234Ц56789</w:t>
+      </w:r>
+    </w:p>
+  </w:comment>
+  <w:comment w:id="74" w:author="Подсказка" w:initials="П" w:date="2026-01-01T00:00:00Z">
+    <w:p>
+      <w:pPr>
+        <w:pStyle w:val="CommentText"/>
+      </w:pPr>
+      <w:r>
+        <w:rPr>
+          <w:rStyle w:val="CommentReference"/>
+        </w:rPr>
+        <w:annotationRef/>
+      </w:r>
+      <w:r>
+        <w:t>Расчётный счёт Заказчика. Пример: 40703810400000000001</w:t>
+      </w:r>
+    </w:p>
+  </w:comment>
+  <w:comment w:id="75" w:author="Подсказка" w:initials="П" w:date="2026-01-01T00:00:00Z">
+    <w:p>
+      <w:pPr>
+        <w:pStyle w:val="CommentText"/>
+      </w:pPr>
+      <w:r>
+        <w:rPr>
+          <w:rStyle w:val="CommentReference"/>
+        </w:rPr>
+        <w:annotationRef/>
+      </w:r>
+      <w:r>
+        <w:t>Банк Заказчика. Пример: ПАО «Сбербанк»</w:t>
+      </w:r>
+    </w:p>
+  </w:comment>
+  <w:comment w:id="76" w:author="Подсказка" w:initials="П" w:date="2026-01-01T00:00:00Z">
+    <w:p>
+      <w:pPr>
+        <w:pStyle w:val="CommentText"/>
+      </w:pPr>
+      <w:r>
+        <w:rPr>
+          <w:rStyle w:val="CommentReference"/>
+        </w:rPr>
+        <w:annotationRef/>
+      </w:r>
+      <w:r>
+        <w:t>БИК банка Заказчика. Пример: 044525225</w:t>
+      </w:r>
+    </w:p>
+  </w:comment>
+  <w:comment w:id="77" w:author="Подсказка" w:initials="П" w:date="2026-01-01T00:00:00Z">
+    <w:p>
+      <w:pPr>
+        <w:pStyle w:val="CommentText"/>
+      </w:pPr>
+      <w:r>
+        <w:rPr>
+          <w:rStyle w:val="CommentReference"/>
+        </w:rPr>
+        <w:annotationRef/>
+      </w:r>
+      <w:r>
+        <w:t>Телефон. Пример: +7 (495) 000-00-01</w:t>
+      </w:r>
+    </w:p>
+  </w:comment>
+  <w:comment w:id="78" w:author="Подсказка" w:initials="П" w:date="2026-01-01T00:00:00Z">
+    <w:p>
+      <w:pPr>
+        <w:pStyle w:val="CommentText"/>
+      </w:pPr>
+      <w:r>
+        <w:rPr>
+          <w:rStyle w:val="CommentReference"/>
+        </w:rPr>
+        <w:annotationRef/>
+      </w:r>
+      <w:r>
+        <w:t>Email. Пример: info@vsks.ru</w:t>
+      </w:r>
+    </w:p>
+  </w:comment>
+  <w:comment w:id="79" w:author="Подсказка" w:initials="П" w:date="2026-01-01T00:00:00Z">
+    <w:p>
+      <w:pPr>
+        <w:pStyle w:val="CommentText"/>
+      </w:pPr>
+      <w:r>
+        <w:rPr>
+          <w:rStyle w:val="CommentReference"/>
+        </w:rPr>
+        <w:annotationRef/>
+      </w:r>
+      <w:r>
+        <w:t>Должность подписанта. Пример: Президент</w:t>
+      </w:r>
+    </w:p>
+  </w:comment>
+  <w:comment w:id="80" w:author="Подсказка" w:initials="П" w:date="2026-01-01T00:00:00Z">
+    <w:p>
+      <w:pPr>
+        <w:pStyle w:val="CommentText"/>
+      </w:pPr>
+      <w:r>
+        <w:rPr>
+          <w:rStyle w:val="CommentReference"/>
+        </w:rPr>
+        <w:annotationRef/>
+      </w:r>
+      <w:r>
+        <w:t>Подписант заказчика в формате «И.О. Фамилия». Пример: И.И. Иванов</w:t>
+      </w:r>
+    </w:p>
+  </w:comment>
+  <w:comment w:id="81" w:author="Подсказка" w:initials="П" w:date="2026-01-01T00:00:00Z">
+    <w:p>
+      <w:pPr>
+        <w:pStyle w:val="CommentText"/>
+      </w:pPr>
+      <w:r>
+        <w:rPr>
+          <w:rStyle w:val="CommentReference"/>
+        </w:rPr>
+        <w:annotationRef/>
+      </w:r>
+      <w:r>
+        <w:t>E-mail. Пример: info@romashka.ru</w:t>
+      </w:r>
+    </w:p>
+  </w:comment>
+  <w:comment w:id="82" w:author="Подсказка" w:initials="П" w:date="2026-01-01T00:00:00Z">
+    <w:p>
+      <w:pPr>
+        <w:pStyle w:val="CommentText"/>
+      </w:pPr>
+      <w:r>
+        <w:rPr>
+          <w:rStyle w:val="CommentReference"/>
+        </w:rPr>
+        <w:annotationRef/>
+      </w:r>
+      <w:r>
+        <w:t>Должность подписанта. Пример: Президент</w:t>
+      </w:r>
+    </w:p>
+  </w:comment>
+  <w:comment w:id="83" w:author="Подсказка" w:initials="П" w:date="2026-01-01T00:00:00Z">
+    <w:p>
+      <w:pPr>
+        <w:pStyle w:val="CommentText"/>
+      </w:pPr>
+      <w:r>
+        <w:rPr>
+          <w:rStyle w:val="CommentReference"/>
+        </w:rPr>
+        <w:annotationRef/>
+      </w:r>
+      <w:r>
+        <w:t>Подписант заказчика в формате «И.О. Фамилия». Пример: И.И. Иванов</w:t>
+      </w:r>
+    </w:p>
+  </w:comment>
+</w:comments>
 </file>
 
 <file path=word/numbering.xml><?xml version="1.0" encoding="utf-8"?>
